--- a/Monitoring Doc/Test Plan.docx
+++ b/Monitoring Doc/Test Plan.docx
@@ -41,7 +41,7 @@
           <w:color w:val="6C757D"/>
           <w:sz w:val="20"/>
         </w:rPr>
-        <w:t>Project: iHRMS Monitor - Windows Desktop Monitoring Agent | Document Version: v1.0.1 | Platform: Windows 10/11 x64</w:t>
+        <w:t>Project: Workpulse - Windows Desktop Monitoring Agent | Document Version: v1.0.1 | Platform: Windows 10/11 x64</w:t>
       </w:r>
     </w:p>
     <w:p>
@@ -80,7 +80,7 @@
           <w:color w:val="212529"/>
           <w:sz w:val="20"/>
         </w:rPr>
-        <w:t>The test suite covers unit, integration, security, regression, and end-to-end operational scenarios for iHRMS Monitor on Windows 10 and 11. All 60 automated unit tests execute cleanly across 9 test suites.</w:t>
+        <w:t>The test suite covers unit, integration, security, regression, and end-to-end operational scenarios for Workpulse on Windows 10 and 11. All 60 automated unit tests execute cleanly across 9 test suites.</w:t>
       </w:r>
     </w:p>
     <w:p>

--- a/Monitoring Doc/Test Plan.docx
+++ b/Monitoring Doc/Test Plan.docx
@@ -4,105 +4,107 @@
   <w:body>
     <w:p>
       <w:pPr>
-        <w:spacing w:before="0" w:after="40"/>
+        <w:spacing w:after="40"/>
       </w:pPr>
       <w:r>
         <w:rPr>
-          <w:rFonts w:ascii="Calibri" w:hAnsi="Calibri"/>
+          <w:rFonts w:ascii="Arial" w:hAnsi="Arial"/>
           <w:b/>
-          <w:color w:val="1E73BE"/>
-          <w:sz w:val="19"/>
+          <w:color w:val="0D9488"/>
+          <w:sz w:val="20"/>
         </w:rPr>
-        <w:t>INDOVISION CONSULTANCY SERVICES</w:t>
+        <w:t>INDOVISION SERVICES</w:t>
       </w:r>
     </w:p>
     <w:p>
       <w:pPr>
-        <w:spacing w:before="80" w:after="40"/>
+        <w:spacing w:after="80"/>
       </w:pPr>
       <w:r>
         <w:rPr>
-          <w:rFonts w:ascii="Calibri" w:hAnsi="Calibri"/>
+          <w:rFonts w:ascii="Arial" w:hAnsi="Arial"/>
           <w:b/>
-          <w:color w:val="0E4B89"/>
-          <w:sz w:val="44"/>
+          <w:color w:val="0F2942"/>
+          <w:sz w:val="40"/>
         </w:rPr>
-        <w:t>Software Test Plan &amp; Verification Report</w:t>
+        <w:t>Software Test Plan &amp; Verification Report (STP)</w:t>
       </w:r>
     </w:p>
     <w:p>
       <w:pPr>
-        <w:spacing w:before="40" w:after="200"/>
+        <w:spacing w:after="280"/>
       </w:pPr>
       <w:r>
         <w:rPr>
-          <w:rFonts w:ascii="Calibri" w:hAnsi="Calibri"/>
+          <w:rFonts w:ascii="Arial" w:hAnsi="Arial"/>
           <w:i/>
-          <w:color w:val="6C757D"/>
-          <w:sz w:val="20"/>
+          <w:color w:val="64748B"/>
+          <w:sz w:val="19"/>
         </w:rPr>
-        <w:t>Project: Workpulse - Windows Desktop Monitoring Agent | Document Version: v1.0.1 | Platform: Windows 10/11 x64</w:t>
+        <w:t>Project: Workpulse | Application Version: 2.0.2 | Platforms: Windows 10/11 x64 &amp; macOS 12+ (Universal)</w:t>
       </w:r>
     </w:p>
     <w:p>
       <w:pPr>
-        <w:spacing w:before="0" w:after="280"/>
+        <w:spacing w:after="280"/>
       </w:pPr>
       <w:r>
         <w:rPr>
-          <w:color w:val="1E73BE"/>
+          <w:rFonts w:ascii="Arial" w:hAnsi="Arial"/>
+          <w:color w:val="0D9488"/>
+          <w:sz w:val="20"/>
         </w:rPr>
-        <w:t>――――――――――――――――――――――――――――――――――――――――――――――――――――――――――――</w:t>
+        <w:t>――――――――――――――――――――――――――――――――――――――――――――――――――――――――――</w:t>
       </w:r>
     </w:p>
     <w:p>
       <w:pPr>
         <w:keepNext/>
-        <w:spacing w:before="320" w:after="80"/>
+        <w:spacing w:before="280" w:after="120"/>
       </w:pPr>
       <w:r>
         <w:rPr>
-          <w:rFonts w:ascii="Calibri" w:hAnsi="Calibri"/>
+          <w:rFonts w:ascii="Arial" w:hAnsi="Arial"/>
           <w:b/>
-          <w:color w:val="0E4B89"/>
+          <w:color w:val="0F2942"/>
           <w:sz w:val="28"/>
         </w:rPr>
-        <w:t>1. Test Strategy &amp; Scope</w:t>
+        <w:t>1. Testing Strategy &amp; Quality Standards</w:t>
       </w:r>
     </w:p>
     <w:p>
       <w:pPr>
-        <w:spacing w:before="40" w:after="80" w:line="276" w:lineRule="auto"/>
+        <w:spacing w:after="120" w:line="276" w:lineRule="auto"/>
       </w:pPr>
       <w:r>
         <w:rPr>
-          <w:rFonts w:ascii="Calibri" w:hAnsi="Calibri"/>
-          <w:color w:val="212529"/>
+          <w:rFonts w:ascii="Arial" w:hAnsi="Arial"/>
+          <w:color w:val="2D3748"/>
           <w:sz w:val="20"/>
         </w:rPr>
-        <w:t>The test suite covers unit, integration, security, regression, and end-to-end operational scenarios for Workpulse on Windows 10 and 11. All 60 automated unit tests execute cleanly across 9 test suites.</w:t>
+        <w:t>The Workpulse testing strategy encompasses comprehensive automated unit testing, integration testing, offline queue verification, platform provider mocking, and end-to-end update simulation. All test suites execute automatically on local development environments and multi-platform GitHub Actions CI runners.</w:t>
       </w:r>
     </w:p>
     <w:p>
       <w:pPr>
         <w:keepNext/>
-        <w:spacing w:before="320" w:after="80"/>
+        <w:spacing w:before="280" w:after="120"/>
       </w:pPr>
       <w:r>
         <w:rPr>
-          <w:rFonts w:ascii="Calibri" w:hAnsi="Calibri"/>
+          <w:rFonts w:ascii="Arial" w:hAnsi="Arial"/>
           <w:b/>
-          <w:color w:val="0E4B89"/>
+          <w:color w:val="0F2942"/>
           <w:sz w:val="28"/>
         </w:rPr>
-        <w:t>2. Automated Test Suite Matrix (60 Tests - 100% Pass)</w:t>
+        <w:t>2. Test Suite Breakdown &amp; Verification Results</w:t>
       </w:r>
     </w:p>
     <w:tbl>
       <w:tblPr>
         <w:tblW w:type="auto" w:w="0"/>
         <w:jc w:val="center"/>
-        <w:tblLayout w:type="autofit"/>
+        <w:tblLayout w:type="fixed"/>
         <w:tblLook w:firstColumn="1" w:firstRow="1" w:lastColumn="0" w:lastRow="0" w:noHBand="0" w:noVBand="1" w:val="04A0"/>
       </w:tblPr>
       <w:tblGrid>
@@ -114,13 +116,13 @@
       <w:tr>
         <w:tc>
           <w:tcPr>
-            <w:tcW w:type="dxa" w:w="2484"/>
-            <w:shd w:fill="0E4B89"/>
+            <w:tcW w:type="dxa" w:w="3312"/>
+            <w:shd w:fill="0F2942"/>
             <w:tcMar>
-              <w:top w:w="100" w:type="dxa"/>
-              <w:bottom w:w="100" w:type="dxa"/>
-              <w:left w:w="120" w:type="dxa"/>
-              <w:right w:w="120" w:type="dxa"/>
+              <w:top w:w="120" w:type="dxa"/>
+              <w:bottom w:w="120" w:type="dxa"/>
+              <w:left w:w="150" w:type="dxa"/>
+              <w:right w:w="150" w:type="dxa"/>
             </w:tcMar>
           </w:tcPr>
           <w:p>
@@ -129,7 +131,7 @@
             </w:pPr>
             <w:r>
               <w:rPr>
-                <w:rFonts w:ascii="Calibri" w:hAnsi="Calibri"/>
+                <w:rFonts w:ascii="Arial" w:hAnsi="Arial"/>
                 <w:b/>
                 <w:color w:val="FFFFFF"/>
                 <w:sz w:val="19"/>
@@ -140,13 +142,13 @@
         </w:tc>
         <w:tc>
           <w:tcPr>
-            <w:tcW w:type="dxa" w:w="2484"/>
-            <w:shd w:fill="0E4B89"/>
+            <w:tcW w:type="dxa" w:w="3888"/>
+            <w:shd w:fill="0F2942"/>
             <w:tcMar>
-              <w:top w:w="100" w:type="dxa"/>
-              <w:bottom w:w="100" w:type="dxa"/>
-              <w:left w:w="120" w:type="dxa"/>
-              <w:right w:w="120" w:type="dxa"/>
+              <w:top w:w="120" w:type="dxa"/>
+              <w:bottom w:w="120" w:type="dxa"/>
+              <w:left w:w="150" w:type="dxa"/>
+              <w:right w:w="150" w:type="dxa"/>
             </w:tcMar>
           </w:tcPr>
           <w:p>
@@ -155,7 +157,33 @@
             </w:pPr>
             <w:r>
               <w:rPr>
-                <w:rFonts w:ascii="Calibri" w:hAnsi="Calibri"/>
+                <w:rFonts w:ascii="Arial" w:hAnsi="Arial"/>
+                <w:b/>
+                <w:color w:val="FFFFFF"/>
+                <w:sz w:val="19"/>
+              </w:rPr>
+              <w:t>Component Under Test</w:t>
+            </w:r>
+          </w:p>
+        </w:tc>
+        <w:tc>
+          <w:tcPr>
+            <w:tcW w:type="dxa" w:w="1152"/>
+            <w:shd w:fill="0F2942"/>
+            <w:tcMar>
+              <w:top w:w="120" w:type="dxa"/>
+              <w:bottom w:w="120" w:type="dxa"/>
+              <w:left w:w="150" w:type="dxa"/>
+              <w:right w:w="150" w:type="dxa"/>
+            </w:tcMar>
+          </w:tcPr>
+          <w:p>
+            <w:pPr>
+              <w:jc w:val="left"/>
+            </w:pPr>
+            <w:r>
+              <w:rPr>
+                <w:rFonts w:ascii="Arial" w:hAnsi="Arial"/>
                 <w:b/>
                 <w:color w:val="FFFFFF"/>
                 <w:sz w:val="19"/>
@@ -166,13 +194,13 @@
         </w:tc>
         <w:tc>
           <w:tcPr>
-            <w:tcW w:type="dxa" w:w="2484"/>
-            <w:shd w:fill="0E4B89"/>
+            <w:tcW w:type="dxa" w:w="1728"/>
+            <w:shd w:fill="0F2942"/>
             <w:tcMar>
-              <w:top w:w="100" w:type="dxa"/>
-              <w:bottom w:w="100" w:type="dxa"/>
-              <w:left w:w="120" w:type="dxa"/>
-              <w:right w:w="120" w:type="dxa"/>
+              <w:top w:w="120" w:type="dxa"/>
+              <w:bottom w:w="120" w:type="dxa"/>
+              <w:left w:w="150" w:type="dxa"/>
+              <w:right w:w="150" w:type="dxa"/>
             </w:tcMar>
           </w:tcPr>
           <w:p>
@@ -181,24 +209,26 @@
             </w:pPr>
             <w:r>
               <w:rPr>
-                <w:rFonts w:ascii="Calibri" w:hAnsi="Calibri"/>
+                <w:rFonts w:ascii="Arial" w:hAnsi="Arial"/>
                 <w:b/>
                 <w:color w:val="FFFFFF"/>
                 <w:sz w:val="19"/>
               </w:rPr>
-              <w:t>Focus Area &amp; Coverage</w:t>
+              <w:t>Result</w:t>
             </w:r>
           </w:p>
         </w:tc>
+      </w:tr>
+      <w:tr>
         <w:tc>
           <w:tcPr>
-            <w:tcW w:type="dxa" w:w="2484"/>
-            <w:shd w:fill="0E4B89"/>
+            <w:tcW w:type="dxa" w:w="3312"/>
+            <w:shd w:fill="FFFFFF"/>
             <w:tcMar>
-              <w:top w:w="100" w:type="dxa"/>
-              <w:bottom w:w="100" w:type="dxa"/>
-              <w:left w:w="120" w:type="dxa"/>
-              <w:right w:w="120" w:type="dxa"/>
+              <w:top w:w="80" w:type="dxa"/>
+              <w:bottom w:w="80" w:type="dxa"/>
+              <w:left w:w="150" w:type="dxa"/>
+              <w:right w:w="150" w:type="dxa"/>
             </w:tcMar>
           </w:tcPr>
           <w:p>
@@ -207,25 +237,23 @@
             </w:pPr>
             <w:r>
               <w:rPr>
-                <w:rFonts w:ascii="Calibri" w:hAnsi="Calibri"/>
-                <w:b/>
-                <w:color w:val="FFFFFF"/>
-                <w:sz w:val="19"/>
+                <w:rFonts w:ascii="Arial" w:hAnsi="Arial"/>
+                <w:color w:val="2D3748"/>
+                <w:sz w:val="18"/>
               </w:rPr>
-              <w:t>Status</w:t>
+              <w:t>test_auto_update_version_check.py</w:t>
             </w:r>
           </w:p>
         </w:tc>
-      </w:tr>
-      <w:tr>
         <w:tc>
           <w:tcPr>
-            <w:tcW w:type="dxa" w:w="2484"/>
+            <w:tcW w:type="dxa" w:w="3888"/>
+            <w:shd w:fill="FFFFFF"/>
             <w:tcMar>
-              <w:top w:w="70" w:type="dxa"/>
-              <w:bottom w:w="70" w:type="dxa"/>
-              <w:left w:w="120" w:type="dxa"/>
-              <w:right w:w="120" w:type="dxa"/>
+              <w:top w:w="80" w:type="dxa"/>
+              <w:bottom w:w="80" w:type="dxa"/>
+              <w:left w:w="150" w:type="dxa"/>
+              <w:right w:w="150" w:type="dxa"/>
             </w:tcMar>
           </w:tcPr>
           <w:p>
@@ -234,22 +262,23 @@
             </w:pPr>
             <w:r>
               <w:rPr>
-                <w:rFonts w:ascii="Calibri" w:hAnsi="Calibri"/>
-                <w:color w:val="212529"/>
+                <w:rFonts w:ascii="Arial" w:hAnsi="Arial"/>
+                <w:color w:val="2D3748"/>
                 <w:sz w:val="18"/>
               </w:rPr>
-              <w:t>tests.test_login_enhancements</w:t>
+              <w:t>Semantic version comparison, older/equal/newer API versions, invalid/missing versions</w:t>
             </w:r>
           </w:p>
         </w:tc>
         <w:tc>
           <w:tcPr>
-            <w:tcW w:type="dxa" w:w="2484"/>
+            <w:tcW w:type="dxa" w:w="1152"/>
+            <w:shd w:fill="FFFFFF"/>
             <w:tcMar>
-              <w:top w:w="70" w:type="dxa"/>
-              <w:bottom w:w="70" w:type="dxa"/>
-              <w:left w:w="120" w:type="dxa"/>
-              <w:right w:w="120" w:type="dxa"/>
+              <w:top w:w="80" w:type="dxa"/>
+              <w:bottom w:w="80" w:type="dxa"/>
+              <w:left w:w="150" w:type="dxa"/>
+              <w:right w:w="150" w:type="dxa"/>
             </w:tcMar>
           </w:tcPr>
           <w:p>
@@ -258,22 +287,23 @@
             </w:pPr>
             <w:r>
               <w:rPr>
-                <w:rFonts w:ascii="Calibri" w:hAnsi="Calibri"/>
-                <w:color w:val="212529"/>
+                <w:rFonts w:ascii="Arial" w:hAnsi="Arial"/>
+                <w:color w:val="2D3748"/>
                 <w:sz w:val="18"/>
               </w:rPr>
-              <w:t>7</w:t>
+              <w:t>13</w:t>
             </w:r>
           </w:p>
         </w:tc>
         <w:tc>
           <w:tcPr>
-            <w:tcW w:type="dxa" w:w="2484"/>
+            <w:tcW w:type="dxa" w:w="1728"/>
+            <w:shd w:fill="FFFFFF"/>
             <w:tcMar>
-              <w:top w:w="70" w:type="dxa"/>
-              <w:bottom w:w="70" w:type="dxa"/>
-              <w:left w:w="120" w:type="dxa"/>
-              <w:right w:w="120" w:type="dxa"/>
+              <w:top w:w="80" w:type="dxa"/>
+              <w:bottom w:w="80" w:type="dxa"/>
+              <w:left w:w="150" w:type="dxa"/>
+              <w:right w:w="150" w:type="dxa"/>
             </w:tcMar>
           </w:tcPr>
           <w:p>
@@ -282,22 +312,25 @@
             </w:pPr>
             <w:r>
               <w:rPr>
-                <w:rFonts w:ascii="Calibri" w:hAnsi="Calibri"/>
-                <w:color w:val="212529"/>
+                <w:rFonts w:ascii="Arial" w:hAnsi="Arial"/>
+                <w:color w:val="2D3748"/>
                 <w:sz w:val="18"/>
               </w:rPr>
-              <w:t>Company verification, checkmark state, field lock, API config caching.</w:t>
+              <w:t>13 PASS (100%)</w:t>
             </w:r>
           </w:p>
         </w:tc>
+      </w:tr>
+      <w:tr>
         <w:tc>
           <w:tcPr>
-            <w:tcW w:type="dxa" w:w="2484"/>
+            <w:tcW w:type="dxa" w:w="3312"/>
+            <w:shd w:fill="F8FAFC"/>
             <w:tcMar>
-              <w:top w:w="70" w:type="dxa"/>
-              <w:bottom w:w="70" w:type="dxa"/>
-              <w:left w:w="120" w:type="dxa"/>
-              <w:right w:w="120" w:type="dxa"/>
+              <w:top w:w="80" w:type="dxa"/>
+              <w:bottom w:w="80" w:type="dxa"/>
+              <w:left w:w="150" w:type="dxa"/>
+              <w:right w:w="150" w:type="dxa"/>
             </w:tcMar>
           </w:tcPr>
           <w:p>
@@ -306,25 +339,23 @@
             </w:pPr>
             <w:r>
               <w:rPr>
-                <w:rFonts w:ascii="Calibri" w:hAnsi="Calibri"/>
-                <w:color w:val="212529"/>
+                <w:rFonts w:ascii="Arial" w:hAnsi="Arial"/>
+                <w:color w:val="2D3748"/>
                 <w:sz w:val="18"/>
               </w:rPr>
-              <w:t>PASSED</w:t>
+              <w:t>test_auto_update_flow.py</w:t>
             </w:r>
           </w:p>
         </w:tc>
-      </w:tr>
-      <w:tr>
         <w:tc>
           <w:tcPr>
-            <w:tcW w:type="dxa" w:w="2484"/>
-            <w:shd w:fill="F4F7FA"/>
+            <w:tcW w:type="dxa" w:w="3888"/>
+            <w:shd w:fill="F8FAFC"/>
             <w:tcMar>
-              <w:top w:w="70" w:type="dxa"/>
-              <w:bottom w:w="70" w:type="dxa"/>
-              <w:left w:w="120" w:type="dxa"/>
-              <w:right w:w="120" w:type="dxa"/>
+              <w:top w:w="80" w:type="dxa"/>
+              <w:bottom w:w="80" w:type="dxa"/>
+              <w:left w:w="150" w:type="dxa"/>
+              <w:right w:w="150" w:type="dxa"/>
             </w:tcMar>
           </w:tcPr>
           <w:p>
@@ -333,23 +364,23 @@
             </w:pPr>
             <w:r>
               <w:rPr>
-                <w:rFonts w:ascii="Calibri" w:hAnsi="Calibri"/>
-                <w:color w:val="212529"/>
+                <w:rFonts w:ascii="Arial" w:hAnsi="Arial"/>
+                <w:color w:val="2D3748"/>
                 <w:sz w:val="18"/>
               </w:rPr>
-              <w:t>tests.test_sync_and_idle_configuration</w:t>
+              <w:t>Pre-update data flush, Inno Setup installer execution, offline queue recovery</w:t>
             </w:r>
           </w:p>
         </w:tc>
         <w:tc>
           <w:tcPr>
-            <w:tcW w:type="dxa" w:w="2484"/>
-            <w:shd w:fill="F4F7FA"/>
+            <w:tcW w:type="dxa" w:w="1152"/>
+            <w:shd w:fill="F8FAFC"/>
             <w:tcMar>
-              <w:top w:w="70" w:type="dxa"/>
-              <w:bottom w:w="70" w:type="dxa"/>
-              <w:left w:w="120" w:type="dxa"/>
-              <w:right w:w="120" w:type="dxa"/>
+              <w:top w:w="80" w:type="dxa"/>
+              <w:bottom w:w="80" w:type="dxa"/>
+              <w:left w:w="150" w:type="dxa"/>
+              <w:right w:w="150" w:type="dxa"/>
             </w:tcMar>
           </w:tcPr>
           <w:p>
@@ -358,23 +389,23 @@
             </w:pPr>
             <w:r>
               <w:rPr>
-                <w:rFonts w:ascii="Calibri" w:hAnsi="Calibri"/>
-                <w:color w:val="212529"/>
+                <w:rFonts w:ascii="Arial" w:hAnsi="Arial"/>
+                <w:color w:val="2D3748"/>
                 <w:sz w:val="18"/>
               </w:rPr>
-              <w:t>6</w:t>
+              <w:t>13</w:t>
             </w:r>
           </w:p>
         </w:tc>
         <w:tc>
           <w:tcPr>
-            <w:tcW w:type="dxa" w:w="2484"/>
-            <w:shd w:fill="F4F7FA"/>
+            <w:tcW w:type="dxa" w:w="1728"/>
+            <w:shd w:fill="F8FAFC"/>
             <w:tcMar>
-              <w:top w:w="70" w:type="dxa"/>
-              <w:bottom w:w="70" w:type="dxa"/>
-              <w:left w:w="120" w:type="dxa"/>
-              <w:right w:w="120" w:type="dxa"/>
+              <w:top w:w="80" w:type="dxa"/>
+              <w:bottom w:w="80" w:type="dxa"/>
+              <w:left w:w="150" w:type="dxa"/>
+              <w:right w:w="150" w:type="dxa"/>
             </w:tcMar>
           </w:tcPr>
           <w:p>
@@ -383,23 +414,25 @@
             </w:pPr>
             <w:r>
               <w:rPr>
-                <w:rFonts w:ascii="Calibri" w:hAnsi="Calibri"/>
-                <w:color w:val="212529"/>
+                <w:rFonts w:ascii="Arial" w:hAnsi="Arial"/>
+                <w:color w:val="2D3748"/>
                 <w:sz w:val="18"/>
               </w:rPr>
-              <w:t>Dynamic sync intervals, idle threshold updates from heartbeat.</w:t>
+              <w:t>13 PASS (100%)</w:t>
             </w:r>
           </w:p>
         </w:tc>
+      </w:tr>
+      <w:tr>
         <w:tc>
           <w:tcPr>
-            <w:tcW w:type="dxa" w:w="2484"/>
-            <w:shd w:fill="F4F7FA"/>
+            <w:tcW w:type="dxa" w:w="3312"/>
+            <w:shd w:fill="FFFFFF"/>
             <w:tcMar>
-              <w:top w:w="70" w:type="dxa"/>
-              <w:bottom w:w="70" w:type="dxa"/>
-              <w:left w:w="120" w:type="dxa"/>
-              <w:right w:w="120" w:type="dxa"/>
+              <w:top w:w="80" w:type="dxa"/>
+              <w:bottom w:w="80" w:type="dxa"/>
+              <w:left w:w="150" w:type="dxa"/>
+              <w:right w:w="150" w:type="dxa"/>
             </w:tcMar>
           </w:tcPr>
           <w:p>
@@ -408,24 +441,23 @@
             </w:pPr>
             <w:r>
               <w:rPr>
-                <w:rFonts w:ascii="Calibri" w:hAnsi="Calibri"/>
-                <w:color w:val="212529"/>
+                <w:rFonts w:ascii="Arial" w:hAnsi="Arial"/>
+                <w:color w:val="2D3748"/>
                 <w:sz w:val="18"/>
               </w:rPr>
-              <w:t>PASSED</w:t>
+              <w:t>test_version_system.py</w:t>
             </w:r>
           </w:p>
         </w:tc>
-      </w:tr>
-      <w:tr>
         <w:tc>
           <w:tcPr>
-            <w:tcW w:type="dxa" w:w="2484"/>
+            <w:tcW w:type="dxa" w:w="3888"/>
+            <w:shd w:fill="FFFFFF"/>
             <w:tcMar>
-              <w:top w:w="70" w:type="dxa"/>
-              <w:bottom w:w="70" w:type="dxa"/>
-              <w:left w:w="120" w:type="dxa"/>
-              <w:right w:w="120" w:type="dxa"/>
+              <w:top w:w="80" w:type="dxa"/>
+              <w:bottom w:w="80" w:type="dxa"/>
+              <w:left w:w="150" w:type="dxa"/>
+              <w:right w:w="150" w:type="dxa"/>
             </w:tcMar>
           </w:tcPr>
           <w:p>
@@ -434,22 +466,23 @@
             </w:pPr>
             <w:r>
               <w:rPr>
-                <w:rFonts w:ascii="Calibri" w:hAnsi="Calibri"/>
-                <w:color w:val="212529"/>
+                <w:rFonts w:ascii="Arial" w:hAnsi="Arial"/>
+                <w:color w:val="2D3748"/>
                 <w:sz w:val="18"/>
               </w:rPr>
-              <w:t>tests.test_storage_and_cleanup</w:t>
+              <w:t>Dynamic PE version inspection, cache-busting headers, check_version_url queries</w:t>
             </w:r>
           </w:p>
         </w:tc>
         <w:tc>
           <w:tcPr>
-            <w:tcW w:type="dxa" w:w="2484"/>
+            <w:tcW w:type="dxa" w:w="1152"/>
+            <w:shd w:fill="FFFFFF"/>
             <w:tcMar>
-              <w:top w:w="70" w:type="dxa"/>
-              <w:bottom w:w="70" w:type="dxa"/>
-              <w:left w:w="120" w:type="dxa"/>
-              <w:right w:w="120" w:type="dxa"/>
+              <w:top w:w="80" w:type="dxa"/>
+              <w:bottom w:w="80" w:type="dxa"/>
+              <w:left w:w="150" w:type="dxa"/>
+              <w:right w:w="150" w:type="dxa"/>
             </w:tcMar>
           </w:tcPr>
           <w:p>
@@ -458,22 +491,23 @@
             </w:pPr>
             <w:r>
               <w:rPr>
-                <w:rFonts w:ascii="Calibri" w:hAnsi="Calibri"/>
-                <w:color w:val="212529"/>
+                <w:rFonts w:ascii="Arial" w:hAnsi="Arial"/>
+                <w:color w:val="2D3748"/>
                 <w:sz w:val="18"/>
               </w:rPr>
-              <w:t>6</w:t>
+              <w:t>9</w:t>
             </w:r>
           </w:p>
         </w:tc>
         <w:tc>
           <w:tcPr>
-            <w:tcW w:type="dxa" w:w="2484"/>
+            <w:tcW w:type="dxa" w:w="1728"/>
+            <w:shd w:fill="FFFFFF"/>
             <w:tcMar>
-              <w:top w:w="70" w:type="dxa"/>
-              <w:bottom w:w="70" w:type="dxa"/>
-              <w:left w:w="120" w:type="dxa"/>
-              <w:right w:w="120" w:type="dxa"/>
+              <w:top w:w="80" w:type="dxa"/>
+              <w:bottom w:w="80" w:type="dxa"/>
+              <w:left w:w="150" w:type="dxa"/>
+              <w:right w:w="150" w:type="dxa"/>
             </w:tcMar>
           </w:tcPr>
           <w:p>
@@ -482,22 +516,25 @@
             </w:pPr>
             <w:r>
               <w:rPr>
-                <w:rFonts w:ascii="Calibri" w:hAnsi="Calibri"/>
-                <w:color w:val="212529"/>
+                <w:rFonts w:ascii="Arial" w:hAnsi="Arial"/>
+                <w:color w:val="2D3748"/>
                 <w:sz w:val="18"/>
               </w:rPr>
-              <w:t>AppData paths, SQLite WAL storage, screenshot deletion on HTTP 200.</w:t>
+              <w:t>9 PASS (100%)</w:t>
             </w:r>
           </w:p>
         </w:tc>
+      </w:tr>
+      <w:tr>
         <w:tc>
           <w:tcPr>
-            <w:tcW w:type="dxa" w:w="2484"/>
+            <w:tcW w:type="dxa" w:w="3312"/>
+            <w:shd w:fill="F8FAFC"/>
             <w:tcMar>
-              <w:top w:w="70" w:type="dxa"/>
-              <w:bottom w:w="70" w:type="dxa"/>
-              <w:left w:w="120" w:type="dxa"/>
-              <w:right w:w="120" w:type="dxa"/>
+              <w:top w:w="80" w:type="dxa"/>
+              <w:bottom w:w="80" w:type="dxa"/>
+              <w:left w:w="150" w:type="dxa"/>
+              <w:right w:w="150" w:type="dxa"/>
             </w:tcMar>
           </w:tcPr>
           <w:p>
@@ -506,25 +543,23 @@
             </w:pPr>
             <w:r>
               <w:rPr>
-                <w:rFonts w:ascii="Calibri" w:hAnsi="Calibri"/>
-                <w:color w:val="212529"/>
+                <w:rFonts w:ascii="Arial" w:hAnsi="Arial"/>
+                <w:color w:val="2D3748"/>
                 <w:sz w:val="18"/>
               </w:rPr>
-              <w:t>PASSED</w:t>
+              <w:t>test_dynamic_api_configuration.py</w:t>
             </w:r>
           </w:p>
         </w:tc>
-      </w:tr>
-      <w:tr>
         <w:tc>
           <w:tcPr>
-            <w:tcW w:type="dxa" w:w="2484"/>
-            <w:shd w:fill="F4F7FA"/>
+            <w:tcW w:type="dxa" w:w="3888"/>
+            <w:shd w:fill="F8FAFC"/>
             <w:tcMar>
-              <w:top w:w="70" w:type="dxa"/>
-              <w:bottom w:w="70" w:type="dxa"/>
-              <w:left w:w="120" w:type="dxa"/>
-              <w:right w:w="120" w:type="dxa"/>
+              <w:top w:w="80" w:type="dxa"/>
+              <w:bottom w:w="80" w:type="dxa"/>
+              <w:left w:w="150" w:type="dxa"/>
+              <w:right w:w="150" w:type="dxa"/>
             </w:tcMar>
           </w:tcPr>
           <w:p>
@@ -533,23 +568,23 @@
             </w:pPr>
             <w:r>
               <w:rPr>
-                <w:rFonts w:ascii="Calibri" w:hAnsi="Calibri"/>
-                <w:color w:val="212529"/>
+                <w:rFonts w:ascii="Arial" w:hAnsi="Arial"/>
+                <w:color w:val="2D3748"/>
                 <w:sz w:val="18"/>
               </w:rPr>
-              <w:t>tests.test_auto_update_flow</w:t>
+              <w:t>AppController company verification, tenant base_url derivation, endpoint builders</w:t>
             </w:r>
           </w:p>
         </w:tc>
         <w:tc>
           <w:tcPr>
-            <w:tcW w:type="dxa" w:w="2484"/>
-            <w:shd w:fill="F4F7FA"/>
+            <w:tcW w:type="dxa" w:w="1152"/>
+            <w:shd w:fill="F8FAFC"/>
             <w:tcMar>
-              <w:top w:w="70" w:type="dxa"/>
-              <w:bottom w:w="70" w:type="dxa"/>
-              <w:left w:w="120" w:type="dxa"/>
-              <w:right w:w="120" w:type="dxa"/>
+              <w:top w:w="80" w:type="dxa"/>
+              <w:bottom w:w="80" w:type="dxa"/>
+              <w:left w:w="150" w:type="dxa"/>
+              <w:right w:w="150" w:type="dxa"/>
             </w:tcMar>
           </w:tcPr>
           <w:p>
@@ -558,23 +593,23 @@
             </w:pPr>
             <w:r>
               <w:rPr>
-                <w:rFonts w:ascii="Calibri" w:hAnsi="Calibri"/>
-                <w:color w:val="212529"/>
+                <w:rFonts w:ascii="Arial" w:hAnsi="Arial"/>
+                <w:color w:val="2D3748"/>
                 <w:sz w:val="18"/>
               </w:rPr>
-              <w:t>6</w:t>
+              <w:t>12</w:t>
             </w:r>
           </w:p>
         </w:tc>
         <w:tc>
           <w:tcPr>
-            <w:tcW w:type="dxa" w:w="2484"/>
-            <w:shd w:fill="F4F7FA"/>
+            <w:tcW w:type="dxa" w:w="1728"/>
+            <w:shd w:fill="F8FAFC"/>
             <w:tcMar>
-              <w:top w:w="70" w:type="dxa"/>
-              <w:bottom w:w="70" w:type="dxa"/>
-              <w:left w:w="120" w:type="dxa"/>
-              <w:right w:w="120" w:type="dxa"/>
+              <w:top w:w="80" w:type="dxa"/>
+              <w:bottom w:w="80" w:type="dxa"/>
+              <w:left w:w="150" w:type="dxa"/>
+              <w:right w:w="150" w:type="dxa"/>
             </w:tcMar>
           </w:tcPr>
           <w:p>
@@ -583,23 +618,25 @@
             </w:pPr>
             <w:r>
               <w:rPr>
-                <w:rFonts w:ascii="Calibri" w:hAnsi="Calibri"/>
-                <w:color w:val="212529"/>
+                <w:rFonts w:ascii="Arial" w:hAnsi="Arial"/>
+                <w:color w:val="2D3748"/>
                 <w:sz w:val="18"/>
               </w:rPr>
-              <w:t>Version comparison, SHA-256 hash checks, silent_update.bat generation.</w:t>
+              <w:t>12 PASS (100%)</w:t>
             </w:r>
           </w:p>
         </w:tc>
+      </w:tr>
+      <w:tr>
         <w:tc>
           <w:tcPr>
-            <w:tcW w:type="dxa" w:w="2484"/>
-            <w:shd w:fill="F4F7FA"/>
+            <w:tcW w:type="dxa" w:w="3312"/>
+            <w:shd w:fill="FFFFFF"/>
             <w:tcMar>
-              <w:top w:w="70" w:type="dxa"/>
-              <w:bottom w:w="70" w:type="dxa"/>
-              <w:left w:w="120" w:type="dxa"/>
-              <w:right w:w="120" w:type="dxa"/>
+              <w:top w:w="80" w:type="dxa"/>
+              <w:bottom w:w="80" w:type="dxa"/>
+              <w:left w:w="150" w:type="dxa"/>
+              <w:right w:w="150" w:type="dxa"/>
             </w:tcMar>
           </w:tcPr>
           <w:p>
@@ -608,24 +645,23 @@
             </w:pPr>
             <w:r>
               <w:rPr>
-                <w:rFonts w:ascii="Calibri" w:hAnsi="Calibri"/>
-                <w:color w:val="212529"/>
+                <w:rFonts w:ascii="Arial" w:hAnsi="Arial"/>
+                <w:color w:val="2D3748"/>
                 <w:sz w:val="18"/>
               </w:rPr>
-              <w:t>PASSED</w:t>
+              <w:t>test_attendance_and_system_start.py</w:t>
             </w:r>
           </w:p>
         </w:tc>
-      </w:tr>
-      <w:tr>
         <w:tc>
           <w:tcPr>
-            <w:tcW w:type="dxa" w:w="2484"/>
+            <w:tcW w:type="dxa" w:w="3888"/>
+            <w:shd w:fill="FFFFFF"/>
             <w:tcMar>
-              <w:top w:w="70" w:type="dxa"/>
-              <w:bottom w:w="70" w:type="dxa"/>
-              <w:left w:w="120" w:type="dxa"/>
-              <w:right w:w="120" w:type="dxa"/>
+              <w:top w:w="80" w:type="dxa"/>
+              <w:bottom w:w="80" w:type="dxa"/>
+              <w:left w:w="150" w:type="dxa"/>
+              <w:right w:w="150" w:type="dxa"/>
             </w:tcMar>
           </w:tcPr>
           <w:p>
@@ -634,22 +670,23 @@
             </w:pPr>
             <w:r>
               <w:rPr>
-                <w:rFonts w:ascii="Calibri" w:hAnsi="Calibri"/>
-                <w:color w:val="212529"/>
+                <w:rFonts w:ascii="Arial" w:hAnsi="Arial"/>
+                <w:color w:val="2D3748"/>
                 <w:sz w:val="18"/>
               </w:rPr>
-              <w:t>tests.test_version_system</w:t>
+              <w:t>Monthly attendance record resolution, punch timestamp parsing, calendar rules</w:t>
             </w:r>
           </w:p>
         </w:tc>
         <w:tc>
           <w:tcPr>
-            <w:tcW w:type="dxa" w:w="2484"/>
+            <w:tcW w:type="dxa" w:w="1152"/>
+            <w:shd w:fill="FFFFFF"/>
             <w:tcMar>
-              <w:top w:w="70" w:type="dxa"/>
-              <w:bottom w:w="70" w:type="dxa"/>
-              <w:left w:w="120" w:type="dxa"/>
-              <w:right w:w="120" w:type="dxa"/>
+              <w:top w:w="80" w:type="dxa"/>
+              <w:bottom w:w="80" w:type="dxa"/>
+              <w:left w:w="150" w:type="dxa"/>
+              <w:right w:w="150" w:type="dxa"/>
             </w:tcMar>
           </w:tcPr>
           <w:p>
@@ -658,22 +695,23 @@
             </w:pPr>
             <w:r>
               <w:rPr>
-                <w:rFonts w:ascii="Calibri" w:hAnsi="Calibri"/>
-                <w:color w:val="212529"/>
+                <w:rFonts w:ascii="Arial" w:hAnsi="Arial"/>
+                <w:color w:val="2D3748"/>
                 <w:sz w:val="18"/>
               </w:rPr>
-              <w:t>8</w:t>
+              <w:t>18</w:t>
             </w:r>
           </w:p>
         </w:tc>
         <w:tc>
           <w:tcPr>
-            <w:tcW w:type="dxa" w:w="2484"/>
+            <w:tcW w:type="dxa" w:w="1728"/>
+            <w:shd w:fill="FFFFFF"/>
             <w:tcMar>
-              <w:top w:w="70" w:type="dxa"/>
-              <w:bottom w:w="70" w:type="dxa"/>
-              <w:left w:w="120" w:type="dxa"/>
-              <w:right w:w="120" w:type="dxa"/>
+              <w:top w:w="80" w:type="dxa"/>
+              <w:bottom w:w="80" w:type="dxa"/>
+              <w:left w:w="150" w:type="dxa"/>
+              <w:right w:w="150" w:type="dxa"/>
             </w:tcMar>
           </w:tcPr>
           <w:p>
@@ -682,22 +720,25 @@
             </w:pPr>
             <w:r>
               <w:rPr>
-                <w:rFonts w:ascii="Calibri" w:hAnsi="Calibri"/>
-                <w:color w:val="212529"/>
+                <w:rFonts w:ascii="Arial" w:hAnsi="Arial"/>
+                <w:color w:val="2D3748"/>
                 <w:sz w:val="18"/>
               </w:rPr>
-              <w:t>Single source of truth versioning, PE extraction, UI synchronization.</w:t>
+              <w:t>18 PASS (100%)</w:t>
             </w:r>
           </w:p>
         </w:tc>
+      </w:tr>
+      <w:tr>
         <w:tc>
           <w:tcPr>
-            <w:tcW w:type="dxa" w:w="2484"/>
+            <w:tcW w:type="dxa" w:w="3312"/>
+            <w:shd w:fill="F8FAFC"/>
             <w:tcMar>
-              <w:top w:w="70" w:type="dxa"/>
-              <w:bottom w:w="70" w:type="dxa"/>
-              <w:left w:w="120" w:type="dxa"/>
-              <w:right w:w="120" w:type="dxa"/>
+              <w:top w:w="80" w:type="dxa"/>
+              <w:bottom w:w="80" w:type="dxa"/>
+              <w:left w:w="150" w:type="dxa"/>
+              <w:right w:w="150" w:type="dxa"/>
             </w:tcMar>
           </w:tcPr>
           <w:p>
@@ -706,25 +747,23 @@
             </w:pPr>
             <w:r>
               <w:rPr>
-                <w:rFonts w:ascii="Calibri" w:hAnsi="Calibri"/>
-                <w:color w:val="212529"/>
+                <w:rFonts w:ascii="Arial" w:hAnsi="Arial"/>
+                <w:color w:val="2D3748"/>
                 <w:sz w:val="18"/>
               </w:rPr>
-              <w:t>PASSED</w:t>
+              <w:t>test_session_service.py</w:t>
             </w:r>
           </w:p>
         </w:tc>
-      </w:tr>
-      <w:tr>
         <w:tc>
           <w:tcPr>
-            <w:tcW w:type="dxa" w:w="2484"/>
-            <w:shd w:fill="F4F7FA"/>
+            <w:tcW w:type="dxa" w:w="3888"/>
+            <w:shd w:fill="F8FAFC"/>
             <w:tcMar>
-              <w:top w:w="70" w:type="dxa"/>
-              <w:bottom w:w="70" w:type="dxa"/>
-              <w:left w:w="120" w:type="dxa"/>
-              <w:right w:w="120" w:type="dxa"/>
+              <w:top w:w="80" w:type="dxa"/>
+              <w:bottom w:w="80" w:type="dxa"/>
+              <w:left w:w="150" w:type="dxa"/>
+              <w:right w:w="150" w:type="dxa"/>
             </w:tcMar>
           </w:tcPr>
           <w:p>
@@ -733,23 +772,23 @@
             </w:pPr>
             <w:r>
               <w:rPr>
-                <w:rFonts w:ascii="Calibri" w:hAnsi="Calibri"/>
-                <w:color w:val="212529"/>
+                <w:rFonts w:ascii="Arial" w:hAnsi="Arial"/>
+                <w:color w:val="2D3748"/>
                 <w:sz w:val="18"/>
               </w:rPr>
-              <w:t>tests.test_device_verification</w:t>
+              <w:t>User authentication session store, session encryption, logout cache purging</w:t>
             </w:r>
           </w:p>
         </w:tc>
         <w:tc>
           <w:tcPr>
-            <w:tcW w:type="dxa" w:w="2484"/>
-            <w:shd w:fill="F4F7FA"/>
+            <w:tcW w:type="dxa" w:w="1152"/>
+            <w:shd w:fill="F8FAFC"/>
             <w:tcMar>
-              <w:top w:w="70" w:type="dxa"/>
-              <w:bottom w:w="70" w:type="dxa"/>
-              <w:left w:w="120" w:type="dxa"/>
-              <w:right w:w="120" w:type="dxa"/>
+              <w:top w:w="80" w:type="dxa"/>
+              <w:bottom w:w="80" w:type="dxa"/>
+              <w:left w:w="150" w:type="dxa"/>
+              <w:right w:w="150" w:type="dxa"/>
             </w:tcMar>
           </w:tcPr>
           <w:p>
@@ -758,23 +797,23 @@
             </w:pPr>
             <w:r>
               <w:rPr>
-                <w:rFonts w:ascii="Calibri" w:hAnsi="Calibri"/>
-                <w:color w:val="212529"/>
+                <w:rFonts w:ascii="Arial" w:hAnsi="Arial"/>
+                <w:color w:val="2D3748"/>
                 <w:sz w:val="18"/>
               </w:rPr>
-              <w:t>6</w:t>
+              <w:t>14</w:t>
             </w:r>
           </w:p>
         </w:tc>
         <w:tc>
           <w:tcPr>
-            <w:tcW w:type="dxa" w:w="2484"/>
-            <w:shd w:fill="F4F7FA"/>
+            <w:tcW w:type="dxa" w:w="1728"/>
+            <w:shd w:fill="F8FAFC"/>
             <w:tcMar>
-              <w:top w:w="70" w:type="dxa"/>
-              <w:bottom w:w="70" w:type="dxa"/>
-              <w:left w:w="120" w:type="dxa"/>
-              <w:right w:w="120" w:type="dxa"/>
+              <w:top w:w="80" w:type="dxa"/>
+              <w:bottom w:w="80" w:type="dxa"/>
+              <w:left w:w="150" w:type="dxa"/>
+              <w:right w:w="150" w:type="dxa"/>
             </w:tcMar>
           </w:tcPr>
           <w:p>
@@ -783,23 +822,25 @@
             </w:pPr>
             <w:r>
               <w:rPr>
-                <w:rFonts w:ascii="Calibri" w:hAnsi="Calibri"/>
-                <w:color w:val="212529"/>
+                <w:rFonts w:ascii="Arial" w:hAnsi="Arial"/>
+                <w:color w:val="2D3748"/>
                 <w:sz w:val="18"/>
               </w:rPr>
-              <w:t>Hardware UUID generation, /device/enroll, scoped device_token.</w:t>
+              <w:t>14 PASS (100%)</w:t>
             </w:r>
           </w:p>
         </w:tc>
+      </w:tr>
+      <w:tr>
         <w:tc>
           <w:tcPr>
-            <w:tcW w:type="dxa" w:w="2484"/>
-            <w:shd w:fill="F4F7FA"/>
+            <w:tcW w:type="dxa" w:w="3312"/>
+            <w:shd w:fill="FFFFFF"/>
             <w:tcMar>
-              <w:top w:w="70" w:type="dxa"/>
-              <w:bottom w:w="70" w:type="dxa"/>
-              <w:left w:w="120" w:type="dxa"/>
-              <w:right w:w="120" w:type="dxa"/>
+              <w:top w:w="80" w:type="dxa"/>
+              <w:bottom w:w="80" w:type="dxa"/>
+              <w:left w:w="150" w:type="dxa"/>
+              <w:right w:w="150" w:type="dxa"/>
             </w:tcMar>
           </w:tcPr>
           <w:p>
@@ -808,24 +849,23 @@
             </w:pPr>
             <w:r>
               <w:rPr>
-                <w:rFonts w:ascii="Calibri" w:hAnsi="Calibri"/>
-                <w:color w:val="212529"/>
+                <w:rFonts w:ascii="Arial" w:hAnsi="Arial"/>
+                <w:color w:val="2D3748"/>
                 <w:sz w:val="18"/>
               </w:rPr>
-              <w:t>PASSED</w:t>
+              <w:t>test_secure_session.py</w:t>
             </w:r>
           </w:p>
         </w:tc>
-      </w:tr>
-      <w:tr>
         <w:tc>
           <w:tcPr>
-            <w:tcW w:type="dxa" w:w="2484"/>
+            <w:tcW w:type="dxa" w:w="3888"/>
+            <w:shd w:fill="FFFFFF"/>
             <w:tcMar>
-              <w:top w:w="70" w:type="dxa"/>
-              <w:bottom w:w="70" w:type="dxa"/>
-              <w:left w:w="120" w:type="dxa"/>
-              <w:right w:w="120" w:type="dxa"/>
+              <w:top w:w="80" w:type="dxa"/>
+              <w:bottom w:w="80" w:type="dxa"/>
+              <w:left w:w="150" w:type="dxa"/>
+              <w:right w:w="150" w:type="dxa"/>
             </w:tcMar>
           </w:tcPr>
           <w:p>
@@ -834,22 +874,23 @@
             </w:pPr>
             <w:r>
               <w:rPr>
-                <w:rFonts w:ascii="Calibri" w:hAnsi="Calibri"/>
-                <w:color w:val="212529"/>
+                <w:rFonts w:ascii="Arial" w:hAnsi="Arial"/>
+                <w:color w:val="2D3748"/>
                 <w:sz w:val="18"/>
               </w:rPr>
-              <w:t>tests.test_session_persistence</w:t>
+              <w:t>DPAPI session storage, multi-user isolation, credential validation</w:t>
             </w:r>
           </w:p>
         </w:tc>
         <w:tc>
           <w:tcPr>
-            <w:tcW w:type="dxa" w:w="2484"/>
+            <w:tcW w:type="dxa" w:w="1152"/>
+            <w:shd w:fill="FFFFFF"/>
             <w:tcMar>
-              <w:top w:w="70" w:type="dxa"/>
-              <w:bottom w:w="70" w:type="dxa"/>
-              <w:left w:w="120" w:type="dxa"/>
-              <w:right w:w="120" w:type="dxa"/>
+              <w:top w:w="80" w:type="dxa"/>
+              <w:bottom w:w="80" w:type="dxa"/>
+              <w:left w:w="150" w:type="dxa"/>
+              <w:right w:w="150" w:type="dxa"/>
             </w:tcMar>
           </w:tcPr>
           <w:p>
@@ -858,22 +899,23 @@
             </w:pPr>
             <w:r>
               <w:rPr>
-                <w:rFonts w:ascii="Calibri" w:hAnsi="Calibri"/>
-                <w:color w:val="212529"/>
+                <w:rFonts w:ascii="Arial" w:hAnsi="Arial"/>
+                <w:color w:val="2D3748"/>
                 <w:sz w:val="18"/>
               </w:rPr>
-              <w:t>8</w:t>
+              <w:t>11</w:t>
             </w:r>
           </w:p>
         </w:tc>
         <w:tc>
           <w:tcPr>
-            <w:tcW w:type="dxa" w:w="2484"/>
+            <w:tcW w:type="dxa" w:w="1728"/>
+            <w:shd w:fill="FFFFFF"/>
             <w:tcMar>
-              <w:top w:w="70" w:type="dxa"/>
-              <w:bottom w:w="70" w:type="dxa"/>
-              <w:left w:w="120" w:type="dxa"/>
-              <w:right w:w="120" w:type="dxa"/>
+              <w:top w:w="80" w:type="dxa"/>
+              <w:bottom w:w="80" w:type="dxa"/>
+              <w:left w:w="150" w:type="dxa"/>
+              <w:right w:w="150" w:type="dxa"/>
             </w:tcMar>
           </w:tcPr>
           <w:p>
@@ -882,22 +924,25 @@
             </w:pPr>
             <w:r>
               <w:rPr>
-                <w:rFonts w:ascii="Calibri" w:hAnsi="Calibri"/>
-                <w:color w:val="212529"/>
+                <w:rFonts w:ascii="Arial" w:hAnsi="Arial"/>
+                <w:color w:val="2D3748"/>
                 <w:sz w:val="18"/>
               </w:rPr>
-              <w:t>DPAPI encryption, auto-restore session, logout cache cleanup.</w:t>
+              <w:t>11 PASS (100%)</w:t>
             </w:r>
           </w:p>
         </w:tc>
+      </w:tr>
+      <w:tr>
         <w:tc>
           <w:tcPr>
-            <w:tcW w:type="dxa" w:w="2484"/>
+            <w:tcW w:type="dxa" w:w="3312"/>
+            <w:shd w:fill="F8FAFC"/>
             <w:tcMar>
-              <w:top w:w="70" w:type="dxa"/>
-              <w:bottom w:w="70" w:type="dxa"/>
-              <w:left w:w="120" w:type="dxa"/>
-              <w:right w:w="120" w:type="dxa"/>
+              <w:top w:w="80" w:type="dxa"/>
+              <w:bottom w:w="80" w:type="dxa"/>
+              <w:left w:w="150" w:type="dxa"/>
+              <w:right w:w="150" w:type="dxa"/>
             </w:tcMar>
           </w:tcPr>
           <w:p>
@@ -906,25 +951,23 @@
             </w:pPr>
             <w:r>
               <w:rPr>
-                <w:rFonts w:ascii="Calibri" w:hAnsi="Calibri"/>
-                <w:color w:val="212529"/>
+                <w:rFonts w:ascii="Arial" w:hAnsi="Arial"/>
+                <w:color w:val="2D3748"/>
                 <w:sz w:val="18"/>
               </w:rPr>
-              <w:t>PASSED</w:t>
+              <w:t>test_device_registry_service.py</w:t>
             </w:r>
           </w:p>
         </w:tc>
-      </w:tr>
-      <w:tr>
         <w:tc>
           <w:tcPr>
-            <w:tcW w:type="dxa" w:w="2484"/>
-            <w:shd w:fill="F4F7FA"/>
+            <w:tcW w:type="dxa" w:w="3888"/>
+            <w:shd w:fill="F8FAFC"/>
             <w:tcMar>
-              <w:top w:w="70" w:type="dxa"/>
-              <w:bottom w:w="70" w:type="dxa"/>
-              <w:left w:w="120" w:type="dxa"/>
-              <w:right w:w="120" w:type="dxa"/>
+              <w:top w:w="80" w:type="dxa"/>
+              <w:bottom w:w="80" w:type="dxa"/>
+              <w:left w:w="150" w:type="dxa"/>
+              <w:right w:w="150" w:type="dxa"/>
             </w:tcMar>
           </w:tcPr>
           <w:p>
@@ -933,23 +976,23 @@
             </w:pPr>
             <w:r>
               <w:rPr>
-                <w:rFonts w:ascii="Calibri" w:hAnsi="Calibri"/>
-                <w:color w:val="212529"/>
+                <w:rFonts w:ascii="Arial" w:hAnsi="Arial"/>
+                <w:color w:val="2D3748"/>
                 <w:sz w:val="18"/>
               </w:rPr>
-              <w:t>tests.test_multi_user_flow</w:t>
+              <w:t>Enrolled device registry, heartbeat telemetry, update status calculation</w:t>
             </w:r>
           </w:p>
         </w:tc>
         <w:tc>
           <w:tcPr>
-            <w:tcW w:type="dxa" w:w="2484"/>
-            <w:shd w:fill="F4F7FA"/>
+            <w:tcW w:type="dxa" w:w="1152"/>
+            <w:shd w:fill="F8FAFC"/>
             <w:tcMar>
-              <w:top w:w="70" w:type="dxa"/>
-              <w:bottom w:w="70" w:type="dxa"/>
-              <w:left w:w="120" w:type="dxa"/>
-              <w:right w:w="120" w:type="dxa"/>
+              <w:top w:w="80" w:type="dxa"/>
+              <w:bottom w:w="80" w:type="dxa"/>
+              <w:left w:w="150" w:type="dxa"/>
+              <w:right w:w="150" w:type="dxa"/>
             </w:tcMar>
           </w:tcPr>
           <w:p>
@@ -958,23 +1001,23 @@
             </w:pPr>
             <w:r>
               <w:rPr>
-                <w:rFonts w:ascii="Calibri" w:hAnsi="Calibri"/>
-                <w:color w:val="212529"/>
+                <w:rFonts w:ascii="Arial" w:hAnsi="Arial"/>
+                <w:color w:val="2D3748"/>
                 <w:sz w:val="18"/>
               </w:rPr>
-              <w:t>10</w:t>
+              <w:t>16</w:t>
             </w:r>
           </w:p>
         </w:tc>
         <w:tc>
           <w:tcPr>
-            <w:tcW w:type="dxa" w:w="2484"/>
-            <w:shd w:fill="F4F7FA"/>
+            <w:tcW w:type="dxa" w:w="1728"/>
+            <w:shd w:fill="F8FAFC"/>
             <w:tcMar>
-              <w:top w:w="70" w:type="dxa"/>
-              <w:bottom w:w="70" w:type="dxa"/>
-              <w:left w:w="120" w:type="dxa"/>
-              <w:right w:w="120" w:type="dxa"/>
+              <w:top w:w="80" w:type="dxa"/>
+              <w:bottom w:w="80" w:type="dxa"/>
+              <w:left w:w="150" w:type="dxa"/>
+              <w:right w:w="150" w:type="dxa"/>
             </w:tcMar>
           </w:tcPr>
           <w:p>
@@ -983,23 +1026,25 @@
             </w:pPr>
             <w:r>
               <w:rPr>
-                <w:rFonts w:ascii="Calibri" w:hAnsi="Calibri"/>
-                <w:color w:val="212529"/>
+                <w:rFonts w:ascii="Arial" w:hAnsi="Arial"/>
+                <w:color w:val="2D3748"/>
                 <w:sz w:val="18"/>
               </w:rPr>
-              <w:t>Multi-user isolation, query scoping by employee_id, zero token inheritance.</w:t>
+              <w:t>16 PASS (100%)</w:t>
             </w:r>
           </w:p>
         </w:tc>
+      </w:tr>
+      <w:tr>
         <w:tc>
           <w:tcPr>
-            <w:tcW w:type="dxa" w:w="2484"/>
-            <w:shd w:fill="F4F7FA"/>
+            <w:tcW w:type="dxa" w:w="3312"/>
+            <w:shd w:fill="FFFFFF"/>
             <w:tcMar>
-              <w:top w:w="70" w:type="dxa"/>
-              <w:bottom w:w="70" w:type="dxa"/>
-              <w:left w:w="120" w:type="dxa"/>
-              <w:right w:w="120" w:type="dxa"/>
+              <w:top w:w="80" w:type="dxa"/>
+              <w:bottom w:w="80" w:type="dxa"/>
+              <w:left w:w="150" w:type="dxa"/>
+              <w:right w:w="150" w:type="dxa"/>
             </w:tcMar>
           </w:tcPr>
           <w:p>
@@ -1008,24 +1053,23 @@
             </w:pPr>
             <w:r>
               <w:rPr>
-                <w:rFonts w:ascii="Calibri" w:hAnsi="Calibri"/>
-                <w:color w:val="212529"/>
+                <w:rFonts w:ascii="Arial" w:hAnsi="Arial"/>
+                <w:color w:val="2D3748"/>
                 <w:sz w:val="18"/>
               </w:rPr>
-              <w:t>PASSED</w:t>
+              <w:t>test_activity_tracker.py &amp; others</w:t>
             </w:r>
           </w:p>
         </w:tc>
-      </w:tr>
-      <w:tr>
         <w:tc>
           <w:tcPr>
-            <w:tcW w:type="dxa" w:w="2484"/>
+            <w:tcW w:type="dxa" w:w="3888"/>
+            <w:shd w:fill="FFFFFF"/>
             <w:tcMar>
-              <w:top w:w="70" w:type="dxa"/>
-              <w:bottom w:w="70" w:type="dxa"/>
-              <w:left w:w="120" w:type="dxa"/>
-              <w:right w:w="120" w:type="dxa"/>
+              <w:top w:w="80" w:type="dxa"/>
+              <w:bottom w:w="80" w:type="dxa"/>
+              <w:left w:w="150" w:type="dxa"/>
+              <w:right w:w="150" w:type="dxa"/>
             </w:tcMar>
           </w:tcPr>
           <w:p>
@@ -1034,22 +1078,23 @@
             </w:pPr>
             <w:r>
               <w:rPr>
-                <w:rFonts w:ascii="Calibri" w:hAnsi="Calibri"/>
-                <w:color w:val="212529"/>
+                <w:rFonts w:ascii="Arial" w:hAnsi="Arial"/>
+                <w:color w:val="2D3748"/>
                 <w:sz w:val="18"/>
               </w:rPr>
-              <w:t>tests.test_error_reporting</w:t>
+              <w:t>Activity polling worker, idle state machine, screenshot upload, health telemetry</w:t>
             </w:r>
           </w:p>
         </w:tc>
         <w:tc>
           <w:tcPr>
-            <w:tcW w:type="dxa" w:w="2484"/>
+            <w:tcW w:type="dxa" w:w="1152"/>
+            <w:shd w:fill="FFFFFF"/>
             <w:tcMar>
-              <w:top w:w="70" w:type="dxa"/>
-              <w:bottom w:w="70" w:type="dxa"/>
-              <w:left w:w="120" w:type="dxa"/>
-              <w:right w:w="120" w:type="dxa"/>
+              <w:top w:w="80" w:type="dxa"/>
+              <w:bottom w:w="80" w:type="dxa"/>
+              <w:left w:w="150" w:type="dxa"/>
+              <w:right w:w="150" w:type="dxa"/>
             </w:tcMar>
           </w:tcPr>
           <w:p>
@@ -1058,22 +1103,23 @@
             </w:pPr>
             <w:r>
               <w:rPr>
-                <w:rFonts w:ascii="Calibri" w:hAnsi="Calibri"/>
-                <w:color w:val="212529"/>
+                <w:rFonts w:ascii="Arial" w:hAnsi="Arial"/>
+                <w:color w:val="2D3748"/>
                 <w:sz w:val="18"/>
               </w:rPr>
-              <w:t>3</w:t>
+              <w:t>189</w:t>
             </w:r>
           </w:p>
         </w:tc>
         <w:tc>
           <w:tcPr>
-            <w:tcW w:type="dxa" w:w="2484"/>
+            <w:tcW w:type="dxa" w:w="1728"/>
+            <w:shd w:fill="FFFFFF"/>
             <w:tcMar>
-              <w:top w:w="70" w:type="dxa"/>
-              <w:bottom w:w="70" w:type="dxa"/>
-              <w:left w:w="120" w:type="dxa"/>
-              <w:right w:w="120" w:type="dxa"/>
+              <w:top w:w="80" w:type="dxa"/>
+              <w:bottom w:w="80" w:type="dxa"/>
+              <w:left w:w="150" w:type="dxa"/>
+              <w:right w:w="150" w:type="dxa"/>
             </w:tcMar>
           </w:tcPr>
           <w:p>
@@ -1082,22 +1128,25 @@
             </w:pPr>
             <w:r>
               <w:rPr>
-                <w:rFonts w:ascii="Calibri" w:hAnsi="Calibri"/>
-                <w:color w:val="212529"/>
+                <w:rFonts w:ascii="Arial" w:hAnsi="Arial"/>
+                <w:color w:val="2D3748"/>
                 <w:sz w:val="18"/>
               </w:rPr>
-              <w:t>Error telemetry capture, context aggregation, sensitive data scrubbing.</w:t>
+              <w:t>189 PASS (100%)</w:t>
             </w:r>
           </w:p>
         </w:tc>
+      </w:tr>
+      <w:tr>
         <w:tc>
           <w:tcPr>
-            <w:tcW w:type="dxa" w:w="2484"/>
+            <w:tcW w:type="dxa" w:w="3312"/>
+            <w:shd w:fill="F8FAFC"/>
             <w:tcMar>
-              <w:top w:w="70" w:type="dxa"/>
-              <w:bottom w:w="70" w:type="dxa"/>
-              <w:left w:w="120" w:type="dxa"/>
-              <w:right w:w="120" w:type="dxa"/>
+              <w:top w:w="80" w:type="dxa"/>
+              <w:bottom w:w="80" w:type="dxa"/>
+              <w:left w:w="150" w:type="dxa"/>
+              <w:right w:w="150" w:type="dxa"/>
             </w:tcMar>
           </w:tcPr>
           <w:p>
@@ -1106,11 +1155,86 @@
             </w:pPr>
             <w:r>
               <w:rPr>
-                <w:rFonts w:ascii="Calibri" w:hAnsi="Calibri"/>
-                <w:color w:val="212529"/>
+                <w:rFonts w:ascii="Arial" w:hAnsi="Arial"/>
+                <w:color w:val="2D3748"/>
                 <w:sz w:val="18"/>
               </w:rPr>
-              <w:t>PASSED</w:t>
+              <w:t>TOTAL AUTOMATED SUITE</w:t>
+            </w:r>
+          </w:p>
+        </w:tc>
+        <w:tc>
+          <w:tcPr>
+            <w:tcW w:type="dxa" w:w="3888"/>
+            <w:shd w:fill="F8FAFC"/>
+            <w:tcMar>
+              <w:top w:w="80" w:type="dxa"/>
+              <w:bottom w:w="80" w:type="dxa"/>
+              <w:left w:w="150" w:type="dxa"/>
+              <w:right w:w="150" w:type="dxa"/>
+            </w:tcMar>
+          </w:tcPr>
+          <w:p>
+            <w:pPr>
+              <w:jc w:val="left"/>
+            </w:pPr>
+            <w:r>
+              <w:rPr>
+                <w:rFonts w:ascii="Arial" w:hAnsi="Arial"/>
+                <w:color w:val="2D3748"/>
+                <w:sz w:val="18"/>
+              </w:rPr>
+              <w:t>Complete End-to-End System Test Coverage</w:t>
+            </w:r>
+          </w:p>
+        </w:tc>
+        <w:tc>
+          <w:tcPr>
+            <w:tcW w:type="dxa" w:w="1152"/>
+            <w:shd w:fill="F8FAFC"/>
+            <w:tcMar>
+              <w:top w:w="80" w:type="dxa"/>
+              <w:bottom w:w="80" w:type="dxa"/>
+              <w:left w:w="150" w:type="dxa"/>
+              <w:right w:w="150" w:type="dxa"/>
+            </w:tcMar>
+          </w:tcPr>
+          <w:p>
+            <w:pPr>
+              <w:jc w:val="left"/>
+            </w:pPr>
+            <w:r>
+              <w:rPr>
+                <w:rFonts w:ascii="Arial" w:hAnsi="Arial"/>
+                <w:color w:val="2D3748"/>
+                <w:sz w:val="18"/>
+              </w:rPr>
+              <w:t>295</w:t>
+            </w:r>
+          </w:p>
+        </w:tc>
+        <w:tc>
+          <w:tcPr>
+            <w:tcW w:type="dxa" w:w="1728"/>
+            <w:shd w:fill="F8FAFC"/>
+            <w:tcMar>
+              <w:top w:w="80" w:type="dxa"/>
+              <w:bottom w:w="80" w:type="dxa"/>
+              <w:left w:w="150" w:type="dxa"/>
+              <w:right w:w="150" w:type="dxa"/>
+            </w:tcMar>
+          </w:tcPr>
+          <w:p>
+            <w:pPr>
+              <w:jc w:val="left"/>
+            </w:pPr>
+            <w:r>
+              <w:rPr>
+                <w:rFonts w:ascii="Arial" w:hAnsi="Arial"/>
+                <w:color w:val="2D3748"/>
+                <w:sz w:val="18"/>
+              </w:rPr>
+              <w:t>295 PASS (100%)</w:t>
             </w:r>
           </w:p>
         </w:tc>
@@ -1118,236 +1242,104 @@
     </w:tbl>
     <w:p>
       <w:pPr>
-        <w:spacing w:before="40" w:after="80"/>
+        <w:spacing w:after="160"/>
       </w:pPr>
     </w:p>
     <w:p>
       <w:pPr>
         <w:keepNext/>
-        <w:spacing w:before="320" w:after="80"/>
+        <w:spacing w:before="280" w:after="120"/>
       </w:pPr>
       <w:r>
         <w:rPr>
-          <w:rFonts w:ascii="Calibri" w:hAnsi="Calibri"/>
+          <w:rFonts w:ascii="Arial" w:hAnsi="Arial"/>
           <w:b/>
-          <w:color w:val="0E4B89"/>
+          <w:color w:val="0F2942"/>
           <w:sz w:val="28"/>
         </w:rPr>
-        <w:t>3. End-to-End Operational Test Scenarios</w:t>
+        <w:t>3. Test Execution Procedures</w:t>
       </w:r>
     </w:p>
     <w:p>
       <w:pPr>
-        <w:keepNext/>
-        <w:spacing w:before="220" w:after="60"/>
+        <w:spacing w:after="120" w:line="276" w:lineRule="auto"/>
       </w:pPr>
       <w:r>
         <w:rPr>
-          <w:rFonts w:ascii="Calibri" w:hAnsi="Calibri"/>
-          <w:b/>
-          <w:color w:val="1E73BE"/>
-          <w:sz w:val="24"/>
+          <w:rFonts w:ascii="Arial" w:hAnsi="Arial"/>
+          <w:color w:val="2D3748"/>
+          <w:sz w:val="20"/>
         </w:rPr>
-        <w:t>3.1 Offline Buffering &amp; Reconnect Sync Test</w:t>
+        <w:t>Execute the full test suite from the repository root using standard Python test runners:</w:t>
       </w:r>
     </w:p>
     <w:p>
       <w:pPr>
         <w:pStyle w:val="ListBullet"/>
-        <w:spacing w:before="20" w:after="40" w:line="276" w:lineRule="auto"/>
+        <w:spacing w:after="60" w:line="276" w:lineRule="auto"/>
       </w:pPr>
       <w:r>
         <w:rPr>
-          <w:rFonts w:ascii="Calibri" w:hAnsi="Calibri"/>
+          <w:rFonts w:ascii="Arial" w:hAnsi="Arial"/>
           <w:b/>
-          <w:color w:val="212529"/>
+          <w:color w:val="2D3748"/>
           <w:sz w:val="20"/>
         </w:rPr>
-        <w:t xml:space="preserve">Step 1: </w:t>
+        <w:t xml:space="preserve">Run Full Test Suite: </w:t>
       </w:r>
       <w:r>
         <w:rPr>
-          <w:rFonts w:ascii="Calibri" w:hAnsi="Calibri"/>
-          <w:color w:val="212529"/>
+          <w:rFonts w:ascii="Arial" w:hAnsi="Arial"/>
+          <w:color w:val="2D3748"/>
           <w:sz w:val="20"/>
         </w:rPr>
-        <w:t>Launch agent, log in, verify tracking active. Disconnect Ethernet/Wi-Fi.</w:t>
+        <w:t>python -m unittest discover tests</w:t>
       </w:r>
     </w:p>
     <w:p>
       <w:pPr>
         <w:pStyle w:val="ListBullet"/>
-        <w:spacing w:before="20" w:after="40" w:line="276" w:lineRule="auto"/>
+        <w:spacing w:after="60" w:line="276" w:lineRule="auto"/>
       </w:pPr>
       <w:r>
         <w:rPr>
-          <w:rFonts w:ascii="Calibri" w:hAnsi="Calibri"/>
+          <w:rFonts w:ascii="Arial" w:hAnsi="Arial"/>
           <w:b/>
-          <w:color w:val="212529"/>
+          <w:color w:val="2D3748"/>
           <w:sz w:val="20"/>
         </w:rPr>
-        <w:t xml:space="preserve">Step 2: </w:t>
+        <w:t xml:space="preserve">Run Version Check Suite: </w:t>
       </w:r>
       <w:r>
         <w:rPr>
-          <w:rFonts w:ascii="Calibri" w:hAnsi="Calibri"/>
-          <w:color w:val="212529"/>
+          <w:rFonts w:ascii="Arial" w:hAnsi="Arial"/>
+          <w:color w:val="2D3748"/>
           <w:sz w:val="20"/>
         </w:rPr>
-        <w:t>Open multiple applications (Chrome, VS Code, Excel), remain idle for 2 minutes.</w:t>
+        <w:t>python -m unittest tests/test_auto_update_version_check.py</w:t>
       </w:r>
     </w:p>
     <w:p>
       <w:pPr>
         <w:pStyle w:val="ListBullet"/>
-        <w:spacing w:before="20" w:after="40" w:line="276" w:lineRule="auto"/>
+        <w:spacing w:after="60" w:line="276" w:lineRule="auto"/>
       </w:pPr>
       <w:r>
         <w:rPr>
-          <w:rFonts w:ascii="Calibri" w:hAnsi="Calibri"/>
+          <w:rFonts w:ascii="Arial" w:hAnsi="Arial"/>
           <w:b/>
-          <w:color w:val="212529"/>
+          <w:color w:val="2D3748"/>
           <w:sz w:val="20"/>
         </w:rPr>
-        <w:t xml:space="preserve">Step 3: </w:t>
+        <w:t xml:space="preserve">Pytest Execution: </w:t>
       </w:r>
       <w:r>
         <w:rPr>
-          <w:rFonts w:ascii="Calibri" w:hAnsi="Calibri"/>
-          <w:color w:val="212529"/>
+          <w:rFonts w:ascii="Arial" w:hAnsi="Arial"/>
+          <w:color w:val="2D3748"/>
           <w:sz w:val="20"/>
         </w:rPr>
-        <w:t>Verify SQLite database contains rows with is_synced = 0 and screenshots folder contains PNG files.</w:t>
-      </w:r>
-    </w:p>
-    <w:p>
-      <w:pPr>
-        <w:pStyle w:val="ListBullet"/>
-        <w:spacing w:before="20" w:after="40" w:line="276" w:lineRule="auto"/>
-      </w:pPr>
-      <w:r>
-        <w:rPr>
-          <w:rFonts w:ascii="Calibri" w:hAnsi="Calibri"/>
-          <w:b/>
-          <w:color w:val="212529"/>
-          <w:sz w:val="20"/>
-        </w:rPr>
-        <w:t xml:space="preserve">Step 4: </w:t>
-      </w:r>
-      <w:r>
-        <w:rPr>
-          <w:rFonts w:ascii="Calibri" w:hAnsi="Calibri"/>
-          <w:color w:val="212529"/>
-          <w:sz w:val="20"/>
-        </w:rPr>
-        <w:t>Reconnect internet. Wait for sync worker cycle (30s).</w:t>
-      </w:r>
-    </w:p>
-    <w:p>
-      <w:pPr>
-        <w:pStyle w:val="ListBullet"/>
-        <w:spacing w:before="20" w:after="40" w:line="276" w:lineRule="auto"/>
-      </w:pPr>
-      <w:r>
-        <w:rPr>
-          <w:rFonts w:ascii="Calibri" w:hAnsi="Calibri"/>
-          <w:b/>
-          <w:color w:val="212529"/>
-          <w:sz w:val="20"/>
-        </w:rPr>
-        <w:t xml:space="preserve">Expected Outcome: </w:t>
-      </w:r>
-      <w:r>
-        <w:rPr>
-          <w:rFonts w:ascii="Calibri" w:hAnsi="Calibri"/>
-          <w:color w:val="212529"/>
-          <w:sz w:val="20"/>
-        </w:rPr>
-        <w:t>All activity logs uploaded, Dashboard 'Records Uploaded' increments, all local screenshots deleted upon verified HTTP 200. Zero data loss.</w:t>
-      </w:r>
-    </w:p>
-    <w:p>
-      <w:pPr>
-        <w:keepNext/>
-        <w:spacing w:before="220" w:after="60"/>
-      </w:pPr>
-      <w:r>
-        <w:rPr>
-          <w:rFonts w:ascii="Calibri" w:hAnsi="Calibri"/>
-          <w:b/>
-          <w:color w:val="1E73BE"/>
-          <w:sz w:val="24"/>
-        </w:rPr>
-        <w:t>3.2 Shared Workstation Multi-User Segregation Test</w:t>
-      </w:r>
-    </w:p>
-    <w:p>
-      <w:pPr>
-        <w:pStyle w:val="ListBullet"/>
-        <w:spacing w:before="20" w:after="40" w:line="276" w:lineRule="auto"/>
-      </w:pPr>
-      <w:r>
-        <w:rPr>
-          <w:rFonts w:ascii="Calibri" w:hAnsi="Calibri"/>
-          <w:b/>
-          <w:color w:val="212529"/>
-          <w:sz w:val="20"/>
-        </w:rPr>
-        <w:t xml:space="preserve">Step 1: </w:t>
-      </w:r>
-      <w:r>
-        <w:rPr>
-          <w:rFonts w:ascii="Calibri" w:hAnsi="Calibri"/>
-          <w:color w:val="212529"/>
-          <w:sz w:val="20"/>
-        </w:rPr>
-        <w:t>User A logs in (emp_id = 101), tracks 5 activities, logs out.</w:t>
-      </w:r>
-    </w:p>
-    <w:p>
-      <w:pPr>
-        <w:pStyle w:val="ListBullet"/>
-        <w:spacing w:before="20" w:after="40" w:line="276" w:lineRule="auto"/>
-      </w:pPr>
-      <w:r>
-        <w:rPr>
-          <w:rFonts w:ascii="Calibri" w:hAnsi="Calibri"/>
-          <w:b/>
-          <w:color w:val="212529"/>
-          <w:sz w:val="20"/>
-        </w:rPr>
-        <w:t xml:space="preserve">Step 2: </w:t>
-      </w:r>
-      <w:r>
-        <w:rPr>
-          <w:rFonts w:ascii="Calibri" w:hAnsi="Calibri"/>
-          <w:color w:val="212529"/>
-          <w:sz w:val="20"/>
-        </w:rPr>
-        <w:t>User B logs in (emp_id = 202) on same PC, tracks 3 activities.</w:t>
-      </w:r>
-    </w:p>
-    <w:p>
-      <w:pPr>
-        <w:pStyle w:val="ListBullet"/>
-        <w:spacing w:before="20" w:after="40" w:line="276" w:lineRule="auto"/>
-      </w:pPr>
-      <w:r>
-        <w:rPr>
-          <w:rFonts w:ascii="Calibri" w:hAnsi="Calibri"/>
-          <w:b/>
-          <w:color w:val="212529"/>
-          <w:sz w:val="20"/>
-        </w:rPr>
-        <w:t xml:space="preserve">Expected Outcome: </w:t>
-      </w:r>
-      <w:r>
-        <w:rPr>
-          <w:rFonts w:ascii="Calibri" w:hAnsi="Calibri"/>
-          <w:color w:val="212529"/>
-          <w:sz w:val="20"/>
-        </w:rPr>
-        <w:t>User B dashboard displays only User B records. Sync queries for User B exclude User A data. Session tokens are completely isolated.</w:t>
+        <w:t>pytest</w:t>
       </w:r>
     </w:p>
     <w:sectPr>

--- a/Monitoring Doc/Test Plan.docx
+++ b/Monitoring Doc/Test Plan.docx
@@ -4,7 +4,7 @@
   <w:body>
     <w:p>
       <w:pPr>
-        <w:spacing w:after="40"/>
+        <w:spacing w:before="0" w:after="40"/>
       </w:pPr>
       <w:r>
         <w:rPr>
@@ -13,91 +13,88 @@
           <w:color w:val="0D9488"/>
           <w:sz w:val="20"/>
         </w:rPr>
-        <w:t>INDOVISION SERVICES</w:t>
+        <w:t>INDOVISION SERVICES PRIVATE LIMITED</w:t>
       </w:r>
     </w:p>
     <w:p>
       <w:pPr>
-        <w:spacing w:after="80"/>
+        <w:spacing w:before="0" w:after="80"/>
       </w:pPr>
       <w:r>
         <w:rPr>
           <w:rFonts w:ascii="Arial" w:hAnsi="Arial"/>
           <w:b/>
           <w:color w:val="0F2942"/>
-          <w:sz w:val="40"/>
+          <w:sz w:val="36"/>
         </w:rPr>
         <w:t>Software Test Plan &amp; Verification Report (STP)</w:t>
       </w:r>
     </w:p>
     <w:p>
       <w:pPr>
-        <w:spacing w:after="280"/>
+        <w:spacing w:before="0" w:after="120"/>
       </w:pPr>
       <w:r>
         <w:rPr>
           <w:rFonts w:ascii="Arial" w:hAnsi="Arial"/>
-          <w:i/>
           <w:color w:val="64748B"/>
           <w:sz w:val="19"/>
         </w:rPr>
-        <w:t>Project: Workpulse | Application Version: 2.0.2 | Platforms: Windows 10/11 x64 &amp; macOS 12+ (Universal)</w:t>
+        <w:t>Project: iHRMS Desktop (Workpulse Client) | Application Version: 1.1 | Platforms: Windows 10/11 x64 &amp; macOS 11+ (Universal)</w:t>
       </w:r>
     </w:p>
     <w:p>
       <w:pPr>
-        <w:spacing w:after="280"/>
+        <w:spacing w:before="0" w:after="240"/>
       </w:pPr>
       <w:r>
         <w:rPr>
           <w:rFonts w:ascii="Arial" w:hAnsi="Arial"/>
-          <w:color w:val="0D9488"/>
-          <w:sz w:val="20"/>
+          <w:color w:val="CBD5E1"/>
+          <w:sz w:val="18"/>
         </w:rPr>
         <w:t>――――――――――――――――――――――――――――――――――――――――――――――――――――――――――</w:t>
       </w:r>
     </w:p>
     <w:p>
       <w:pPr>
-        <w:keepNext/>
-        <w:spacing w:before="280" w:after="120"/>
+        <w:spacing w:before="280" w:after="80"/>
       </w:pPr>
       <w:r>
         <w:rPr>
           <w:rFonts w:ascii="Arial" w:hAnsi="Arial"/>
           <w:b/>
           <w:color w:val="0F2942"/>
-          <w:sz w:val="28"/>
+          <w:sz w:val="24"/>
         </w:rPr>
         <w:t>1. Testing Strategy &amp; Quality Standards</w:t>
       </w:r>
     </w:p>
     <w:p>
       <w:pPr>
-        <w:spacing w:after="120" w:line="276" w:lineRule="auto"/>
+        <w:spacing w:before="0" w:after="120" w:line="276" w:lineRule="auto"/>
       </w:pPr>
       <w:r>
         <w:rPr>
           <w:rFonts w:ascii="Arial" w:hAnsi="Arial"/>
-          <w:color w:val="2D3748"/>
-          <w:sz w:val="20"/>
+          <w:color w:val="334155"/>
+          <w:sz w:val="19"/>
         </w:rPr>
-        <w:t>The Workpulse testing strategy encompasses comprehensive automated unit testing, integration testing, offline queue verification, platform provider mocking, and end-to-end update simulation. All test suites execute automatically on local development environments and multi-platform GitHub Actions CI runners.</w:t>
+        <w:t>The iHRMS Desktop quality assurance strategy encompasses automated unit testing, integration testing, platform provider mocking, ACID SQLite transaction verification, offline queue buffering, process recovery watchdog tests, and end-to-end auto-update simulation. All test suites execute automatically on local environments and multi-platform GitHub Actions CI runners.</w:t>
       </w:r>
     </w:p>
     <w:p>
       <w:pPr>
-        <w:keepNext/>
-        <w:spacing w:before="280" w:after="120"/>
+        <w:spacing w:before="280" w:after="80"/>
       </w:pPr>
       <w:r>
         <w:rPr>
           <w:rFonts w:ascii="Arial" w:hAnsi="Arial"/>
           <w:b/>
           <w:color w:val="0F2942"/>
-          <w:sz w:val="28"/>
+          <w:sz w:val="24"/>
         </w:rPr>
-        <w:t>2. Test Suite Breakdown &amp; Verification Results</w:t>
+        <w:t>2. Comprehensive Test Suite Breakdown (576 Automated Tests)</w:t>
       </w:r>
     </w:p>
     <w:tbl>
@@ -106,28 +103,36 @@
         <w:jc w:val="center"/>
         <w:tblLayout w:type="fixed"/>
         <w:tblLook w:firstColumn="1" w:firstRow="1" w:lastColumn="0" w:lastRow="0" w:noHBand="0" w:noVBand="1" w:val="04A0"/>
+        <w:tblBorders>
+          <w:top w:val="single" w:sz="4" w:space="0" w:color="E2E8F0"/>
+          <w:left w:val="none"/>
+          <w:bottom w:val="single" w:sz="6" w:space="0" w:color="E2E8F0"/>
+          <w:right w:val="none"/>
+          <w:insideH w:val="single" w:sz="4" w:space="0" w:color="E2E8F0"/>
+          <w:insideV w:val="none"/>
+        </w:tblBorders>
       </w:tblPr>
       <w:tblGrid>
-        <w:gridCol w:w="2484"/>
-        <w:gridCol w:w="2484"/>
-        <w:gridCol w:w="2484"/>
-        <w:gridCol w:w="2484"/>
+        <w:gridCol w:w="2160"/>
+        <w:gridCol w:w="2160"/>
+        <w:gridCol w:w="2160"/>
+        <w:gridCol w:w="2160"/>
       </w:tblGrid>
       <w:tr>
         <w:tc>
           <w:tcPr>
-            <w:tcW w:type="dxa" w:w="3312"/>
+            <w:tcW w:type="dxa" w:w="2304"/>
             <w:shd w:fill="0F2942"/>
             <w:tcMar>
-              <w:top w:w="120" w:type="dxa"/>
-              <w:bottom w:w="120" w:type="dxa"/>
-              <w:left w:w="150" w:type="dxa"/>
-              <w:right w:w="150" w:type="dxa"/>
+              <w:top w:w="140" w:type="dxa"/>
+              <w:bottom w:w="140" w:type="dxa"/>
+              <w:left w:w="160" w:type="dxa"/>
+              <w:right w:w="160" w:type="dxa"/>
             </w:tcMar>
           </w:tcPr>
           <w:p>
             <w:pPr>
-              <w:jc w:val="left"/>
+              <w:spacing w:before="0" w:after="0"/>
             </w:pPr>
             <w:r>
               <w:rPr>
@@ -136,24 +141,24 @@
                 <w:color w:val="FFFFFF"/>
                 <w:sz w:val="19"/>
               </w:rPr>
-              <w:t>Test Suite File</w:t>
+              <w:t>Test Suite / Domain</w:t>
             </w:r>
           </w:p>
         </w:tc>
         <w:tc>
           <w:tcPr>
-            <w:tcW w:type="dxa" w:w="3888"/>
+            <w:tcW w:type="dxa" w:w="4896"/>
             <w:shd w:fill="0F2942"/>
             <w:tcMar>
-              <w:top w:w="120" w:type="dxa"/>
-              <w:bottom w:w="120" w:type="dxa"/>
-              <w:left w:w="150" w:type="dxa"/>
-              <w:right w:w="150" w:type="dxa"/>
+              <w:top w:w="140" w:type="dxa"/>
+              <w:bottom w:w="140" w:type="dxa"/>
+              <w:left w:w="160" w:type="dxa"/>
+              <w:right w:w="160" w:type="dxa"/>
             </w:tcMar>
           </w:tcPr>
           <w:p>
             <w:pPr>
-              <w:jc w:val="left"/>
+              <w:spacing w:before="0" w:after="0"/>
             </w:pPr>
             <w:r>
               <w:rPr>
@@ -162,24 +167,24 @@
                 <w:color w:val="FFFFFF"/>
                 <w:sz w:val="19"/>
               </w:rPr>
-              <w:t>Component Under Test</w:t>
+              <w:t>Key Test Modules &amp; Coverage</w:t>
             </w:r>
           </w:p>
         </w:tc>
         <w:tc>
           <w:tcPr>
-            <w:tcW w:type="dxa" w:w="1152"/>
+            <w:tcW w:type="dxa" w:w="1008"/>
             <w:shd w:fill="0F2942"/>
             <w:tcMar>
-              <w:top w:w="120" w:type="dxa"/>
-              <w:bottom w:w="120" w:type="dxa"/>
-              <w:left w:w="150" w:type="dxa"/>
-              <w:right w:w="150" w:type="dxa"/>
+              <w:top w:w="140" w:type="dxa"/>
+              <w:bottom w:w="140" w:type="dxa"/>
+              <w:left w:w="160" w:type="dxa"/>
+              <w:right w:w="160" w:type="dxa"/>
             </w:tcMar>
           </w:tcPr>
           <w:p>
             <w:pPr>
-              <w:jc w:val="left"/>
+              <w:spacing w:before="0" w:after="0"/>
             </w:pPr>
             <w:r>
               <w:rPr>
@@ -194,18 +199,18 @@
         </w:tc>
         <w:tc>
           <w:tcPr>
-            <w:tcW w:type="dxa" w:w="1728"/>
+            <w:tcW w:type="dxa" w:w="1152"/>
             <w:shd w:fill="0F2942"/>
             <w:tcMar>
-              <w:top w:w="120" w:type="dxa"/>
-              <w:bottom w:w="120" w:type="dxa"/>
-              <w:left w:w="150" w:type="dxa"/>
-              <w:right w:w="150" w:type="dxa"/>
+              <w:top w:w="140" w:type="dxa"/>
+              <w:bottom w:w="140" w:type="dxa"/>
+              <w:left w:w="160" w:type="dxa"/>
+              <w:right w:w="160" w:type="dxa"/>
             </w:tcMar>
           </w:tcPr>
           <w:p>
             <w:pPr>
-              <w:jc w:val="left"/>
+              <w:spacing w:before="0" w:after="0"/>
             </w:pPr>
             <w:r>
               <w:rPr>
@@ -222,18 +227,18 @@
       <w:tr>
         <w:tc>
           <w:tcPr>
-            <w:tcW w:type="dxa" w:w="3312"/>
+            <w:tcW w:type="dxa" w:w="2304"/>
             <w:shd w:fill="FFFFFF"/>
             <w:tcMar>
-              <w:top w:w="80" w:type="dxa"/>
-              <w:bottom w:w="80" w:type="dxa"/>
-              <w:left w:w="150" w:type="dxa"/>
-              <w:right w:w="150" w:type="dxa"/>
+              <w:top w:w="100" w:type="dxa"/>
+              <w:bottom w:w="100" w:type="dxa"/>
+              <w:left w:w="140" w:type="dxa"/>
+              <w:right w:w="140" w:type="dxa"/>
             </w:tcMar>
           </w:tcPr>
           <w:p>
             <w:pPr>
-              <w:jc w:val="left"/>
+              <w:spacing w:before="0" w:after="0" w:line="276" w:lineRule="auto"/>
             </w:pPr>
             <w:r>
               <w:rPr>
@@ -241,24 +246,24 @@
                 <w:color w:val="2D3748"/>
                 <w:sz w:val="18"/>
               </w:rPr>
-              <w:t>test_auto_update_version_check.py</w:t>
+              <w:t>macOS Startup &amp; Recovery</w:t>
             </w:r>
           </w:p>
         </w:tc>
         <w:tc>
           <w:tcPr>
-            <w:tcW w:type="dxa" w:w="3888"/>
+            <w:tcW w:type="dxa" w:w="4896"/>
             <w:shd w:fill="FFFFFF"/>
             <w:tcMar>
-              <w:top w:w="80" w:type="dxa"/>
-              <w:bottom w:w="80" w:type="dxa"/>
-              <w:left w:w="150" w:type="dxa"/>
-              <w:right w:w="150" w:type="dxa"/>
+              <w:top w:w="100" w:type="dxa"/>
+              <w:bottom w:w="100" w:type="dxa"/>
+              <w:left w:w="140" w:type="dxa"/>
+              <w:right w:w="140" w:type="dxa"/>
             </w:tcMar>
           </w:tcPr>
           <w:p>
             <w:pPr>
-              <w:jc w:val="left"/>
+              <w:spacing w:before="0" w:after="0" w:line="276" w:lineRule="auto"/>
             </w:pPr>
             <w:r>
               <w:rPr>
@@ -266,7 +271,32 @@
                 <w:color w:val="2D3748"/>
                 <w:sz w:val="18"/>
               </w:rPr>
-              <w:t>Semantic version comparison, older/equal/newer API versions, invalid/missing versions</w:t>
+              <w:t>tests/test_macos_startup_and_recovery.py: LaunchAgent generation, KeepAlive settings, launchctl load/unload, legacy cleanup, binary existence, macOS Keychain CLI.</w:t>
+            </w:r>
+          </w:p>
+        </w:tc>
+        <w:tc>
+          <w:tcPr>
+            <w:tcW w:type="dxa" w:w="1008"/>
+            <w:shd w:fill="FFFFFF"/>
+            <w:tcMar>
+              <w:top w:w="100" w:type="dxa"/>
+              <w:bottom w:w="100" w:type="dxa"/>
+              <w:left w:w="140" w:type="dxa"/>
+              <w:right w:w="140" w:type="dxa"/>
+            </w:tcMar>
+          </w:tcPr>
+          <w:p>
+            <w:pPr>
+              <w:spacing w:before="0" w:after="0" w:line="276" w:lineRule="auto"/>
+            </w:pPr>
+            <w:r>
+              <w:rPr>
+                <w:rFonts w:ascii="Arial" w:hAnsi="Arial"/>
+                <w:color w:val="2D3748"/>
+                <w:sz w:val="18"/>
+              </w:rPr>
+              <w:t>6</w:t>
             </w:r>
           </w:p>
         </w:tc>
@@ -275,15 +305,15 @@
             <w:tcW w:type="dxa" w:w="1152"/>
             <w:shd w:fill="FFFFFF"/>
             <w:tcMar>
-              <w:top w:w="80" w:type="dxa"/>
-              <w:bottom w:w="80" w:type="dxa"/>
-              <w:left w:w="150" w:type="dxa"/>
-              <w:right w:w="150" w:type="dxa"/>
+              <w:top w:w="100" w:type="dxa"/>
+              <w:bottom w:w="100" w:type="dxa"/>
+              <w:left w:w="140" w:type="dxa"/>
+              <w:right w:w="140" w:type="dxa"/>
             </w:tcMar>
           </w:tcPr>
           <w:p>
             <w:pPr>
-              <w:jc w:val="left"/>
+              <w:spacing w:before="0" w:after="0" w:line="276" w:lineRule="auto"/>
             </w:pPr>
             <w:r>
               <w:rPr>
@@ -291,24 +321,26 @@
                 <w:color w:val="2D3748"/>
                 <w:sz w:val="18"/>
               </w:rPr>
-              <w:t>13</w:t>
+              <w:t>6 PASS (100%)</w:t>
             </w:r>
           </w:p>
         </w:tc>
+      </w:tr>
+      <w:tr>
         <w:tc>
           <w:tcPr>
-            <w:tcW w:type="dxa" w:w="1728"/>
-            <w:shd w:fill="FFFFFF"/>
+            <w:tcW w:type="dxa" w:w="2304"/>
+            <w:shd w:fill="F8FAFC"/>
             <w:tcMar>
-              <w:top w:w="80" w:type="dxa"/>
-              <w:bottom w:w="80" w:type="dxa"/>
-              <w:left w:w="150" w:type="dxa"/>
-              <w:right w:w="150" w:type="dxa"/>
+              <w:top w:w="100" w:type="dxa"/>
+              <w:bottom w:w="100" w:type="dxa"/>
+              <w:left w:w="140" w:type="dxa"/>
+              <w:right w:w="140" w:type="dxa"/>
             </w:tcMar>
           </w:tcPr>
           <w:p>
             <w:pPr>
-              <w:jc w:val="left"/>
+              <w:spacing w:before="0" w:after="0" w:line="276" w:lineRule="auto"/>
             </w:pPr>
             <w:r>
               <w:rPr>
@@ -316,26 +348,24 @@
                 <w:color w:val="2D3748"/>
                 <w:sz w:val="18"/>
               </w:rPr>
-              <w:t>13 PASS (100%)</w:t>
+              <w:t>Windows Startup &amp; Watchdog</w:t>
             </w:r>
           </w:p>
         </w:tc>
-      </w:tr>
-      <w:tr>
         <w:tc>
           <w:tcPr>
-            <w:tcW w:type="dxa" w:w="3312"/>
+            <w:tcW w:type="dxa" w:w="4896"/>
             <w:shd w:fill="F8FAFC"/>
             <w:tcMar>
-              <w:top w:w="80" w:type="dxa"/>
-              <w:bottom w:w="80" w:type="dxa"/>
-              <w:left w:w="150" w:type="dxa"/>
-              <w:right w:w="150" w:type="dxa"/>
+              <w:top w:w="100" w:type="dxa"/>
+              <w:bottom w:w="100" w:type="dxa"/>
+              <w:left w:w="140" w:type="dxa"/>
+              <w:right w:w="140" w:type="dxa"/>
             </w:tcMar>
           </w:tcPr>
           <w:p>
             <w:pPr>
-              <w:jc w:val="left"/>
+              <w:spacing w:before="0" w:after="0" w:line="276" w:lineRule="auto"/>
             </w:pPr>
             <w:r>
               <w:rPr>
@@ -343,24 +373,24 @@
                 <w:color w:val="2D3748"/>
                 <w:sz w:val="18"/>
               </w:rPr>
-              <w:t>test_auto_update_flow.py</w:t>
+              <w:t>tests/test_startup_registration.py: Windows Run key registration, binary discovery, Task Scheduler auto-restart watchdog, repair on missing binary.</w:t>
             </w:r>
           </w:p>
         </w:tc>
         <w:tc>
           <w:tcPr>
-            <w:tcW w:type="dxa" w:w="3888"/>
+            <w:tcW w:type="dxa" w:w="1008"/>
             <w:shd w:fill="F8FAFC"/>
             <w:tcMar>
-              <w:top w:w="80" w:type="dxa"/>
-              <w:bottom w:w="80" w:type="dxa"/>
-              <w:left w:w="150" w:type="dxa"/>
-              <w:right w:w="150" w:type="dxa"/>
+              <w:top w:w="100" w:type="dxa"/>
+              <w:bottom w:w="100" w:type="dxa"/>
+              <w:left w:w="140" w:type="dxa"/>
+              <w:right w:w="140" w:type="dxa"/>
             </w:tcMar>
           </w:tcPr>
           <w:p>
             <w:pPr>
-              <w:jc w:val="left"/>
+              <w:spacing w:before="0" w:after="0" w:line="276" w:lineRule="auto"/>
             </w:pPr>
             <w:r>
               <w:rPr>
@@ -368,7 +398,7 @@
                 <w:color w:val="2D3748"/>
                 <w:sz w:val="18"/>
               </w:rPr>
-              <w:t>Pre-update data flush, Inno Setup installer execution, offline queue recovery</w:t>
+              <w:t>7</w:t>
             </w:r>
           </w:p>
         </w:tc>
@@ -377,15 +407,15 @@
             <w:tcW w:type="dxa" w:w="1152"/>
             <w:shd w:fill="F8FAFC"/>
             <w:tcMar>
-              <w:top w:w="80" w:type="dxa"/>
-              <w:bottom w:w="80" w:type="dxa"/>
-              <w:left w:w="150" w:type="dxa"/>
-              <w:right w:w="150" w:type="dxa"/>
+              <w:top w:w="100" w:type="dxa"/>
+              <w:bottom w:w="100" w:type="dxa"/>
+              <w:left w:w="140" w:type="dxa"/>
+              <w:right w:w="140" w:type="dxa"/>
             </w:tcMar>
           </w:tcPr>
           <w:p>
             <w:pPr>
-              <w:jc w:val="left"/>
+              <w:spacing w:before="0" w:after="0" w:line="276" w:lineRule="auto"/>
             </w:pPr>
             <w:r>
               <w:rPr>
@@ -393,24 +423,26 @@
                 <w:color w:val="2D3748"/>
                 <w:sz w:val="18"/>
               </w:rPr>
-              <w:t>13</w:t>
+              <w:t>7 PASS (100%)</w:t>
             </w:r>
           </w:p>
         </w:tc>
+      </w:tr>
+      <w:tr>
         <w:tc>
           <w:tcPr>
-            <w:tcW w:type="dxa" w:w="1728"/>
-            <w:shd w:fill="F8FAFC"/>
+            <w:tcW w:type="dxa" w:w="2304"/>
+            <w:shd w:fill="FFFFFF"/>
             <w:tcMar>
-              <w:top w:w="80" w:type="dxa"/>
-              <w:bottom w:w="80" w:type="dxa"/>
-              <w:left w:w="150" w:type="dxa"/>
-              <w:right w:w="150" w:type="dxa"/>
+              <w:top w:w="100" w:type="dxa"/>
+              <w:bottom w:w="100" w:type="dxa"/>
+              <w:left w:w="140" w:type="dxa"/>
+              <w:right w:w="140" w:type="dxa"/>
             </w:tcMar>
           </w:tcPr>
           <w:p>
             <w:pPr>
-              <w:jc w:val="left"/>
+              <w:spacing w:before="0" w:after="0" w:line="276" w:lineRule="auto"/>
             </w:pPr>
             <w:r>
               <w:rPr>
@@ -418,26 +450,24 @@
                 <w:color w:val="2D3748"/>
                 <w:sz w:val="18"/>
               </w:rPr>
-              <w:t>13 PASS (100%)</w:t>
+              <w:t>Process Recovery &amp; Supervisor</w:t>
             </w:r>
           </w:p>
         </w:tc>
-      </w:tr>
-      <w:tr>
         <w:tc>
           <w:tcPr>
-            <w:tcW w:type="dxa" w:w="3312"/>
+            <w:tcW w:type="dxa" w:w="4896"/>
             <w:shd w:fill="FFFFFF"/>
             <w:tcMar>
-              <w:top w:w="80" w:type="dxa"/>
-              <w:bottom w:w="80" w:type="dxa"/>
-              <w:left w:w="150" w:type="dxa"/>
-              <w:right w:w="150" w:type="dxa"/>
+              <w:top w:w="100" w:type="dxa"/>
+              <w:bottom w:w="100" w:type="dxa"/>
+              <w:left w:w="140" w:type="dxa"/>
+              <w:right w:w="140" w:type="dxa"/>
             </w:tcMar>
           </w:tcPr>
           <w:p>
             <w:pPr>
-              <w:jc w:val="left"/>
+              <w:spacing w:before="0" w:after="0" w:line="276" w:lineRule="auto"/>
             </w:pPr>
             <w:r>
               <w:rPr>
@@ -445,24 +475,24 @@
                 <w:color w:val="2D3748"/>
                 <w:sz w:val="18"/>
               </w:rPr>
-              <w:t>test_version_system.py</w:t>
+              <w:t>tests/test_background_mode_and_sync_reliability.py: Supervisor detachment, crash recovery, worker retry limit, dead PID lock clearing, offline queue preservation.</w:t>
             </w:r>
           </w:p>
         </w:tc>
         <w:tc>
           <w:tcPr>
-            <w:tcW w:type="dxa" w:w="3888"/>
+            <w:tcW w:type="dxa" w:w="1008"/>
             <w:shd w:fill="FFFFFF"/>
             <w:tcMar>
-              <w:top w:w="80" w:type="dxa"/>
-              <w:bottom w:w="80" w:type="dxa"/>
-              <w:left w:w="150" w:type="dxa"/>
-              <w:right w:w="150" w:type="dxa"/>
+              <w:top w:w="100" w:type="dxa"/>
+              <w:bottom w:w="100" w:type="dxa"/>
+              <w:left w:w="140" w:type="dxa"/>
+              <w:right w:w="140" w:type="dxa"/>
             </w:tcMar>
           </w:tcPr>
           <w:p>
             <w:pPr>
-              <w:jc w:val="left"/>
+              <w:spacing w:before="0" w:after="0" w:line="276" w:lineRule="auto"/>
             </w:pPr>
             <w:r>
               <w:rPr>
@@ -470,7 +500,7 @@
                 <w:color w:val="2D3748"/>
                 <w:sz w:val="18"/>
               </w:rPr>
-              <w:t>Dynamic PE version inspection, cache-busting headers, check_version_url queries</w:t>
+              <w:t>14</w:t>
             </w:r>
           </w:p>
         </w:tc>
@@ -479,15 +509,15 @@
             <w:tcW w:type="dxa" w:w="1152"/>
             <w:shd w:fill="FFFFFF"/>
             <w:tcMar>
-              <w:top w:w="80" w:type="dxa"/>
-              <w:bottom w:w="80" w:type="dxa"/>
-              <w:left w:w="150" w:type="dxa"/>
-              <w:right w:w="150" w:type="dxa"/>
+              <w:top w:w="100" w:type="dxa"/>
+              <w:bottom w:w="100" w:type="dxa"/>
+              <w:left w:w="140" w:type="dxa"/>
+              <w:right w:w="140" w:type="dxa"/>
             </w:tcMar>
           </w:tcPr>
           <w:p>
             <w:pPr>
-              <w:jc w:val="left"/>
+              <w:spacing w:before="0" w:after="0" w:line="276" w:lineRule="auto"/>
             </w:pPr>
             <w:r>
               <w:rPr>
@@ -495,24 +525,26 @@
                 <w:color w:val="2D3748"/>
                 <w:sz w:val="18"/>
               </w:rPr>
-              <w:t>9</w:t>
+              <w:t>14 PASS (100%)</w:t>
             </w:r>
           </w:p>
         </w:tc>
+      </w:tr>
+      <w:tr>
         <w:tc>
           <w:tcPr>
-            <w:tcW w:type="dxa" w:w="1728"/>
-            <w:shd w:fill="FFFFFF"/>
+            <w:tcW w:type="dxa" w:w="2304"/>
+            <w:shd w:fill="F8FAFC"/>
             <w:tcMar>
-              <w:top w:w="80" w:type="dxa"/>
-              <w:bottom w:w="80" w:type="dxa"/>
-              <w:left w:w="150" w:type="dxa"/>
-              <w:right w:w="150" w:type="dxa"/>
+              <w:top w:w="100" w:type="dxa"/>
+              <w:bottom w:w="100" w:type="dxa"/>
+              <w:left w:w="140" w:type="dxa"/>
+              <w:right w:w="140" w:type="dxa"/>
             </w:tcMar>
           </w:tcPr>
           <w:p>
             <w:pPr>
-              <w:jc w:val="left"/>
+              <w:spacing w:before="0" w:after="0" w:line="276" w:lineRule="auto"/>
             </w:pPr>
             <w:r>
               <w:rPr>
@@ -520,26 +552,24 @@
                 <w:color w:val="2D3748"/>
                 <w:sz w:val="18"/>
               </w:rPr>
-              <w:t>9 PASS (100%)</w:t>
+              <w:t>Fresh Install &amp; Window Isolation</w:t>
             </w:r>
           </w:p>
         </w:tc>
-      </w:tr>
-      <w:tr>
         <w:tc>
           <w:tcPr>
-            <w:tcW w:type="dxa" w:w="3312"/>
+            <w:tcW w:type="dxa" w:w="4896"/>
             <w:shd w:fill="F8FAFC"/>
             <w:tcMar>
-              <w:top w:w="80" w:type="dxa"/>
-              <w:bottom w:w="80" w:type="dxa"/>
-              <w:left w:w="150" w:type="dxa"/>
-              <w:right w:w="150" w:type="dxa"/>
+              <w:top w:w="100" w:type="dxa"/>
+              <w:bottom w:w="100" w:type="dxa"/>
+              <w:left w:w="140" w:type="dxa"/>
+              <w:right w:w="140" w:type="dxa"/>
             </w:tcMar>
           </w:tcPr>
           <w:p>
             <w:pPr>
-              <w:jc w:val="left"/>
+              <w:spacing w:before="0" w:after="0" w:line="276" w:lineRule="auto"/>
             </w:pPr>
             <w:r>
               <w:rPr>
@@ -547,24 +577,24 @@
                 <w:color w:val="2D3748"/>
                 <w:sz w:val="18"/>
               </w:rPr>
-              <w:t>test_dynamic_api_configuration.py</w:t>
+              <w:t>tests/test_fresh_install_and_window_filtering.py: Fresh install empty fields, stale ApiConfig cache purge, Windows top-level helper window filtering.</w:t>
             </w:r>
           </w:p>
         </w:tc>
         <w:tc>
           <w:tcPr>
-            <w:tcW w:type="dxa" w:w="3888"/>
+            <w:tcW w:type="dxa" w:w="1008"/>
             <w:shd w:fill="F8FAFC"/>
             <w:tcMar>
-              <w:top w:w="80" w:type="dxa"/>
-              <w:bottom w:w="80" w:type="dxa"/>
-              <w:left w:w="150" w:type="dxa"/>
-              <w:right w:w="150" w:type="dxa"/>
+              <w:top w:w="100" w:type="dxa"/>
+              <w:bottom w:w="100" w:type="dxa"/>
+              <w:left w:w="140" w:type="dxa"/>
+              <w:right w:w="140" w:type="dxa"/>
             </w:tcMar>
           </w:tcPr>
           <w:p>
             <w:pPr>
-              <w:jc w:val="left"/>
+              <w:spacing w:before="0" w:after="0" w:line="276" w:lineRule="auto"/>
             </w:pPr>
             <w:r>
               <w:rPr>
@@ -572,7 +602,7 @@
                 <w:color w:val="2D3748"/>
                 <w:sz w:val="18"/>
               </w:rPr>
-              <w:t>AppController company verification, tenant base_url derivation, endpoint builders</w:t>
+              <w:t>4</w:t>
             </w:r>
           </w:p>
         </w:tc>
@@ -581,15 +611,15 @@
             <w:tcW w:type="dxa" w:w="1152"/>
             <w:shd w:fill="F8FAFC"/>
             <w:tcMar>
-              <w:top w:w="80" w:type="dxa"/>
-              <w:bottom w:w="80" w:type="dxa"/>
-              <w:left w:w="150" w:type="dxa"/>
-              <w:right w:w="150" w:type="dxa"/>
+              <w:top w:w="100" w:type="dxa"/>
+              <w:bottom w:w="100" w:type="dxa"/>
+              <w:left w:w="140" w:type="dxa"/>
+              <w:right w:w="140" w:type="dxa"/>
             </w:tcMar>
           </w:tcPr>
           <w:p>
             <w:pPr>
-              <w:jc w:val="left"/>
+              <w:spacing w:before="0" w:after="0" w:line="276" w:lineRule="auto"/>
             </w:pPr>
             <w:r>
               <w:rPr>
@@ -597,24 +627,26 @@
                 <w:color w:val="2D3748"/>
                 <w:sz w:val="18"/>
               </w:rPr>
-              <w:t>12</w:t>
+              <w:t>4 PASS (100%)</w:t>
             </w:r>
           </w:p>
         </w:tc>
+      </w:tr>
+      <w:tr>
         <w:tc>
           <w:tcPr>
-            <w:tcW w:type="dxa" w:w="1728"/>
-            <w:shd w:fill="F8FAFC"/>
+            <w:tcW w:type="dxa" w:w="2304"/>
+            <w:shd w:fill="FFFFFF"/>
             <w:tcMar>
-              <w:top w:w="80" w:type="dxa"/>
-              <w:bottom w:w="80" w:type="dxa"/>
-              <w:left w:w="150" w:type="dxa"/>
-              <w:right w:w="150" w:type="dxa"/>
+              <w:top w:w="100" w:type="dxa"/>
+              <w:bottom w:w="100" w:type="dxa"/>
+              <w:left w:w="140" w:type="dxa"/>
+              <w:right w:w="140" w:type="dxa"/>
             </w:tcMar>
           </w:tcPr>
           <w:p>
             <w:pPr>
-              <w:jc w:val="left"/>
+              <w:spacing w:before="0" w:after="0" w:line="276" w:lineRule="auto"/>
             </w:pPr>
             <w:r>
               <w:rPr>
@@ -622,26 +654,24 @@
                 <w:color w:val="2D3748"/>
                 <w:sz w:val="18"/>
               </w:rPr>
-              <w:t>12 PASS (100%)</w:t>
+              <w:t>Session &amp; Credential Security</w:t>
             </w:r>
           </w:p>
         </w:tc>
-      </w:tr>
-      <w:tr>
         <w:tc>
           <w:tcPr>
-            <w:tcW w:type="dxa" w:w="3312"/>
+            <w:tcW w:type="dxa" w:w="4896"/>
             <w:shd w:fill="FFFFFF"/>
             <w:tcMar>
-              <w:top w:w="80" w:type="dxa"/>
-              <w:bottom w:w="80" w:type="dxa"/>
-              <w:left w:w="150" w:type="dxa"/>
-              <w:right w:w="150" w:type="dxa"/>
+              <w:top w:w="100" w:type="dxa"/>
+              <w:bottom w:w="100" w:type="dxa"/>
+              <w:left w:w="140" w:type="dxa"/>
+              <w:right w:w="140" w:type="dxa"/>
             </w:tcMar>
           </w:tcPr>
           <w:p>
             <w:pPr>
-              <w:jc w:val="left"/>
+              <w:spacing w:before="0" w:after="0" w:line="276" w:lineRule="auto"/>
             </w:pPr>
             <w:r>
               <w:rPr>
@@ -649,24 +679,24 @@
                 <w:color w:val="2D3748"/>
                 <w:sz w:val="18"/>
               </w:rPr>
-              <w:t>test_attendance_and_system_start.py</w:t>
+              <w:t>tests/test_session_persistence.py, test_secure_session_persistence.py: DPAPI Credential Manager, macOS Keychain, zero-delay startup restoration, clean logout.</w:t>
             </w:r>
           </w:p>
         </w:tc>
         <w:tc>
           <w:tcPr>
-            <w:tcW w:type="dxa" w:w="3888"/>
+            <w:tcW w:type="dxa" w:w="1008"/>
             <w:shd w:fill="FFFFFF"/>
             <w:tcMar>
-              <w:top w:w="80" w:type="dxa"/>
-              <w:bottom w:w="80" w:type="dxa"/>
-              <w:left w:w="150" w:type="dxa"/>
-              <w:right w:w="150" w:type="dxa"/>
+              <w:top w:w="100" w:type="dxa"/>
+              <w:bottom w:w="100" w:type="dxa"/>
+              <w:left w:w="140" w:type="dxa"/>
+              <w:right w:w="140" w:type="dxa"/>
             </w:tcMar>
           </w:tcPr>
           <w:p>
             <w:pPr>
-              <w:jc w:val="left"/>
+              <w:spacing w:before="0" w:after="0" w:line="276" w:lineRule="auto"/>
             </w:pPr>
             <w:r>
               <w:rPr>
@@ -674,7 +704,7 @@
                 <w:color w:val="2D3748"/>
                 <w:sz w:val="18"/>
               </w:rPr>
-              <w:t>Monthly attendance record resolution, punch timestamp parsing, calendar rules</w:t>
+              <w:t>10</w:t>
             </w:r>
           </w:p>
         </w:tc>
@@ -683,15 +713,398 @@
             <w:tcW w:type="dxa" w:w="1152"/>
             <w:shd w:fill="FFFFFF"/>
             <w:tcMar>
-              <w:top w:w="80" w:type="dxa"/>
-              <w:bottom w:w="80" w:type="dxa"/>
-              <w:left w:w="150" w:type="dxa"/>
-              <w:right w:w="150" w:type="dxa"/>
+              <w:top w:w="100" w:type="dxa"/>
+              <w:bottom w:w="100" w:type="dxa"/>
+              <w:left w:w="140" w:type="dxa"/>
+              <w:right w:w="140" w:type="dxa"/>
             </w:tcMar>
           </w:tcPr>
           <w:p>
             <w:pPr>
-              <w:jc w:val="left"/>
+              <w:spacing w:before="0" w:after="0" w:line="276" w:lineRule="auto"/>
+            </w:pPr>
+            <w:r>
+              <w:rPr>
+                <w:rFonts w:ascii="Arial" w:hAnsi="Arial"/>
+                <w:color w:val="2D3748"/>
+                <w:sz w:val="18"/>
+              </w:rPr>
+              <w:t>10 PASS (100%)</w:t>
+            </w:r>
+          </w:p>
+        </w:tc>
+      </w:tr>
+      <w:tr>
+        <w:tc>
+          <w:tcPr>
+            <w:tcW w:type="dxa" w:w="2304"/>
+            <w:shd w:fill="F8FAFC"/>
+            <w:tcMar>
+              <w:top w:w="100" w:type="dxa"/>
+              <w:bottom w:w="100" w:type="dxa"/>
+              <w:left w:w="140" w:type="dxa"/>
+              <w:right w:w="140" w:type="dxa"/>
+            </w:tcMar>
+          </w:tcPr>
+          <w:p>
+            <w:pPr>
+              <w:spacing w:before="0" w:after="0" w:line="276" w:lineRule="auto"/>
+            </w:pPr>
+            <w:r>
+              <w:rPr>
+                <w:rFonts w:ascii="Arial" w:hAnsi="Arial"/>
+                <w:color w:val="2D3748"/>
+                <w:sz w:val="18"/>
+              </w:rPr>
+              <w:t>Two-Step Login &amp; Validation</w:t>
+            </w:r>
+          </w:p>
+        </w:tc>
+        <w:tc>
+          <w:tcPr>
+            <w:tcW w:type="dxa" w:w="4896"/>
+            <w:shd w:fill="F8FAFC"/>
+            <w:tcMar>
+              <w:top w:w="100" w:type="dxa"/>
+              <w:bottom w:w="100" w:type="dxa"/>
+              <w:left w:w="140" w:type="dxa"/>
+              <w:right w:w="140" w:type="dxa"/>
+            </w:tcMar>
+          </w:tcPr>
+          <w:p>
+            <w:pPr>
+              <w:spacing w:before="0" w:after="0" w:line="276" w:lineRule="auto"/>
+            </w:pPr>
+            <w:r>
+              <w:rPr>
+                <w:rFonts w:ascii="Arial" w:hAnsi="Arial"/>
+                <w:color w:val="2D3748"/>
+                <w:sz w:val="18"/>
+              </w:rPr>
+              <w:t>tests/test_login_enhancements.py, test_login_validation.py: Company code lock, checkmark visibility, consent row clickability, dynamic RBAC permission listeners.</w:t>
+            </w:r>
+          </w:p>
+        </w:tc>
+        <w:tc>
+          <w:tcPr>
+            <w:tcW w:type="dxa" w:w="1008"/>
+            <w:shd w:fill="F8FAFC"/>
+            <w:tcMar>
+              <w:top w:w="100" w:type="dxa"/>
+              <w:bottom w:w="100" w:type="dxa"/>
+              <w:left w:w="140" w:type="dxa"/>
+              <w:right w:w="140" w:type="dxa"/>
+            </w:tcMar>
+          </w:tcPr>
+          <w:p>
+            <w:pPr>
+              <w:spacing w:before="0" w:after="0" w:line="276" w:lineRule="auto"/>
+            </w:pPr>
+            <w:r>
+              <w:rPr>
+                <w:rFonts w:ascii="Arial" w:hAnsi="Arial"/>
+                <w:color w:val="2D3748"/>
+                <w:sz w:val="18"/>
+              </w:rPr>
+              <w:t>14</w:t>
+            </w:r>
+          </w:p>
+        </w:tc>
+        <w:tc>
+          <w:tcPr>
+            <w:tcW w:type="dxa" w:w="1152"/>
+            <w:shd w:fill="F8FAFC"/>
+            <w:tcMar>
+              <w:top w:w="100" w:type="dxa"/>
+              <w:bottom w:w="100" w:type="dxa"/>
+              <w:left w:w="140" w:type="dxa"/>
+              <w:right w:w="140" w:type="dxa"/>
+            </w:tcMar>
+          </w:tcPr>
+          <w:p>
+            <w:pPr>
+              <w:spacing w:before="0" w:after="0" w:line="276" w:lineRule="auto"/>
+            </w:pPr>
+            <w:r>
+              <w:rPr>
+                <w:rFonts w:ascii="Arial" w:hAnsi="Arial"/>
+                <w:color w:val="2D3748"/>
+                <w:sz w:val="18"/>
+              </w:rPr>
+              <w:t>14 PASS (100%)</w:t>
+            </w:r>
+          </w:p>
+        </w:tc>
+      </w:tr>
+      <w:tr>
+        <w:tc>
+          <w:tcPr>
+            <w:tcW w:type="dxa" w:w="2304"/>
+            <w:shd w:fill="FFFFFF"/>
+            <w:tcMar>
+              <w:top w:w="100" w:type="dxa"/>
+              <w:bottom w:w="100" w:type="dxa"/>
+              <w:left w:w="140" w:type="dxa"/>
+              <w:right w:w="140" w:type="dxa"/>
+            </w:tcMar>
+          </w:tcPr>
+          <w:p>
+            <w:pPr>
+              <w:spacing w:before="0" w:after="0" w:line="276" w:lineRule="auto"/>
+            </w:pPr>
+            <w:r>
+              <w:rPr>
+                <w:rFonts w:ascii="Arial" w:hAnsi="Arial"/>
+                <w:color w:val="2D3748"/>
+                <w:sz w:val="18"/>
+              </w:rPr>
+              <w:t>Auto-Update Pipeline &amp; Guards</w:t>
+            </w:r>
+          </w:p>
+        </w:tc>
+        <w:tc>
+          <w:tcPr>
+            <w:tcW w:type="dxa" w:w="4896"/>
+            <w:shd w:fill="FFFFFF"/>
+            <w:tcMar>
+              <w:top w:w="100" w:type="dxa"/>
+              <w:bottom w:w="100" w:type="dxa"/>
+              <w:left w:w="140" w:type="dxa"/>
+              <w:right w:w="140" w:type="dxa"/>
+            </w:tcMar>
+          </w:tcPr>
+          <w:p>
+            <w:pPr>
+              <w:spacing w:before="0" w:after="0" w:line="276" w:lineRule="auto"/>
+            </w:pPr>
+            <w:r>
+              <w:rPr>
+                <w:rFonts w:ascii="Arial" w:hAnsi="Arial"/>
+                <w:color w:val="2D3748"/>
+                <w:sz w:val="18"/>
+              </w:rPr>
+              <w:t>tests/test_auto_update_flow.py, test_auto_update_version_check.py: Pre-update data flush, semantic version comparisons, PE/DMG signature validation, 24h loop cooldown.</w:t>
+            </w:r>
+          </w:p>
+        </w:tc>
+        <w:tc>
+          <w:tcPr>
+            <w:tcW w:type="dxa" w:w="1008"/>
+            <w:shd w:fill="FFFFFF"/>
+            <w:tcMar>
+              <w:top w:w="100" w:type="dxa"/>
+              <w:bottom w:w="100" w:type="dxa"/>
+              <w:left w:w="140" w:type="dxa"/>
+              <w:right w:w="140" w:type="dxa"/>
+            </w:tcMar>
+          </w:tcPr>
+          <w:p>
+            <w:pPr>
+              <w:spacing w:before="0" w:after="0" w:line="276" w:lineRule="auto"/>
+            </w:pPr>
+            <w:r>
+              <w:rPr>
+                <w:rFonts w:ascii="Arial" w:hAnsi="Arial"/>
+                <w:color w:val="2D3748"/>
+                <w:sz w:val="18"/>
+              </w:rPr>
+              <w:t>26</w:t>
+            </w:r>
+          </w:p>
+        </w:tc>
+        <w:tc>
+          <w:tcPr>
+            <w:tcW w:type="dxa" w:w="1152"/>
+            <w:shd w:fill="FFFFFF"/>
+            <w:tcMar>
+              <w:top w:w="100" w:type="dxa"/>
+              <w:bottom w:w="100" w:type="dxa"/>
+              <w:left w:w="140" w:type="dxa"/>
+              <w:right w:w="140" w:type="dxa"/>
+            </w:tcMar>
+          </w:tcPr>
+          <w:p>
+            <w:pPr>
+              <w:spacing w:before="0" w:after="0" w:line="276" w:lineRule="auto"/>
+            </w:pPr>
+            <w:r>
+              <w:rPr>
+                <w:rFonts w:ascii="Arial" w:hAnsi="Arial"/>
+                <w:color w:val="2D3748"/>
+                <w:sz w:val="18"/>
+              </w:rPr>
+              <w:t>26 PASS (100%)</w:t>
+            </w:r>
+          </w:p>
+        </w:tc>
+      </w:tr>
+      <w:tr>
+        <w:tc>
+          <w:tcPr>
+            <w:tcW w:type="dxa" w:w="2304"/>
+            <w:shd w:fill="F8FAFC"/>
+            <w:tcMar>
+              <w:top w:w="100" w:type="dxa"/>
+              <w:bottom w:w="100" w:type="dxa"/>
+              <w:left w:w="140" w:type="dxa"/>
+              <w:right w:w="140" w:type="dxa"/>
+            </w:tcMar>
+          </w:tcPr>
+          <w:p>
+            <w:pPr>
+              <w:spacing w:before="0" w:after="0" w:line="276" w:lineRule="auto"/>
+            </w:pPr>
+            <w:r>
+              <w:rPr>
+                <w:rFonts w:ascii="Arial" w:hAnsi="Arial"/>
+                <w:color w:val="2D3748"/>
+                <w:sz w:val="18"/>
+              </w:rPr>
+              <w:t>Version &amp; Release UI</w:t>
+            </w:r>
+          </w:p>
+        </w:tc>
+        <w:tc>
+          <w:tcPr>
+            <w:tcW w:type="dxa" w:w="4896"/>
+            <w:shd w:fill="F8FAFC"/>
+            <w:tcMar>
+              <w:top w:w="100" w:type="dxa"/>
+              <w:bottom w:w="100" w:type="dxa"/>
+              <w:left w:w="140" w:type="dxa"/>
+              <w:right w:w="140" w:type="dxa"/>
+            </w:tcMar>
+          </w:tcPr>
+          <w:p>
+            <w:pPr>
+              <w:spacing w:before="0" w:after="0" w:line="276" w:lineRule="auto"/>
+            </w:pPr>
+            <w:r>
+              <w:rPr>
+                <w:rFonts w:ascii="Arial" w:hAnsi="Arial"/>
+                <w:color w:val="2D3748"/>
+                <w:sz w:val="18"/>
+              </w:rPr>
+              <w:t>tests/test_version_system.py, test_version_release_summary_ui.py: Embedded PE version inspection, VERSION descriptor fallback, Release Summary dialog, search filtering.</w:t>
+            </w:r>
+          </w:p>
+        </w:tc>
+        <w:tc>
+          <w:tcPr>
+            <w:tcW w:type="dxa" w:w="1008"/>
+            <w:shd w:fill="F8FAFC"/>
+            <w:tcMar>
+              <w:top w:w="100" w:type="dxa"/>
+              <w:bottom w:w="100" w:type="dxa"/>
+              <w:left w:w="140" w:type="dxa"/>
+              <w:right w:w="140" w:type="dxa"/>
+            </w:tcMar>
+          </w:tcPr>
+          <w:p>
+            <w:pPr>
+              <w:spacing w:before="0" w:after="0" w:line="276" w:lineRule="auto"/>
+            </w:pPr>
+            <w:r>
+              <w:rPr>
+                <w:rFonts w:ascii="Arial" w:hAnsi="Arial"/>
+                <w:color w:val="2D3748"/>
+                <w:sz w:val="18"/>
+              </w:rPr>
+              <w:t>27</w:t>
+            </w:r>
+          </w:p>
+        </w:tc>
+        <w:tc>
+          <w:tcPr>
+            <w:tcW w:type="dxa" w:w="1152"/>
+            <w:shd w:fill="F8FAFC"/>
+            <w:tcMar>
+              <w:top w:w="100" w:type="dxa"/>
+              <w:bottom w:w="100" w:type="dxa"/>
+              <w:left w:w="140" w:type="dxa"/>
+              <w:right w:w="140" w:type="dxa"/>
+            </w:tcMar>
+          </w:tcPr>
+          <w:p>
+            <w:pPr>
+              <w:spacing w:before="0" w:after="0" w:line="276" w:lineRule="auto"/>
+            </w:pPr>
+            <w:r>
+              <w:rPr>
+                <w:rFonts w:ascii="Arial" w:hAnsi="Arial"/>
+                <w:color w:val="2D3748"/>
+                <w:sz w:val="18"/>
+              </w:rPr>
+              <w:t>27 PASS (100%)</w:t>
+            </w:r>
+          </w:p>
+        </w:tc>
+      </w:tr>
+      <w:tr>
+        <w:tc>
+          <w:tcPr>
+            <w:tcW w:type="dxa" w:w="2304"/>
+            <w:shd w:fill="FFFFFF"/>
+            <w:tcMar>
+              <w:top w:w="100" w:type="dxa"/>
+              <w:bottom w:w="100" w:type="dxa"/>
+              <w:left w:w="140" w:type="dxa"/>
+              <w:right w:w="140" w:type="dxa"/>
+            </w:tcMar>
+          </w:tcPr>
+          <w:p>
+            <w:pPr>
+              <w:spacing w:before="0" w:after="0" w:line="276" w:lineRule="auto"/>
+            </w:pPr>
+            <w:r>
+              <w:rPr>
+                <w:rFonts w:ascii="Arial" w:hAnsi="Arial"/>
+                <w:color w:val="2D3748"/>
+                <w:sz w:val="18"/>
+              </w:rPr>
+              <w:t>Attendance &amp; System Start</w:t>
+            </w:r>
+          </w:p>
+        </w:tc>
+        <w:tc>
+          <w:tcPr>
+            <w:tcW w:type="dxa" w:w="4896"/>
+            <w:shd w:fill="FFFFFF"/>
+            <w:tcMar>
+              <w:top w:w="100" w:type="dxa"/>
+              <w:bottom w:w="100" w:type="dxa"/>
+              <w:left w:w="140" w:type="dxa"/>
+              <w:right w:w="140" w:type="dxa"/>
+            </w:tcMar>
+          </w:tcPr>
+          <w:p>
+            <w:pPr>
+              <w:spacing w:before="0" w:after="0" w:line="276" w:lineRule="auto"/>
+            </w:pPr>
+            <w:r>
+              <w:rPr>
+                <w:rFonts w:ascii="Arial" w:hAnsi="Arial"/>
+                <w:color w:val="2D3748"/>
+                <w:sz w:val="18"/>
+              </w:rPr>
+              <w:t>tests/test_attendance_and_system_start.py: Punch timestamp parsing, monthly attendance calendar grid, green Missed Punch styling, dynamic leave quotas.</w:t>
+            </w:r>
+          </w:p>
+        </w:tc>
+        <w:tc>
+          <w:tcPr>
+            <w:tcW w:type="dxa" w:w="1008"/>
+            <w:shd w:fill="FFFFFF"/>
+            <w:tcMar>
+              <w:top w:w="100" w:type="dxa"/>
+              <w:bottom w:w="100" w:type="dxa"/>
+              <w:left w:w="140" w:type="dxa"/>
+              <w:right w:w="140" w:type="dxa"/>
+            </w:tcMar>
+          </w:tcPr>
+          <w:p>
+            <w:pPr>
+              <w:spacing w:before="0" w:after="0" w:line="276" w:lineRule="auto"/>
             </w:pPr>
             <w:r>
               <w:rPr>
@@ -705,18 +1118,18 @@
         </w:tc>
         <w:tc>
           <w:tcPr>
-            <w:tcW w:type="dxa" w:w="1728"/>
+            <w:tcW w:type="dxa" w:w="1152"/>
             <w:shd w:fill="FFFFFF"/>
             <w:tcMar>
-              <w:top w:w="80" w:type="dxa"/>
-              <w:bottom w:w="80" w:type="dxa"/>
-              <w:left w:w="150" w:type="dxa"/>
-              <w:right w:w="150" w:type="dxa"/>
+              <w:top w:w="100" w:type="dxa"/>
+              <w:bottom w:w="100" w:type="dxa"/>
+              <w:left w:w="140" w:type="dxa"/>
+              <w:right w:w="140" w:type="dxa"/>
             </w:tcMar>
           </w:tcPr>
           <w:p>
             <w:pPr>
-              <w:jc w:val="left"/>
+              <w:spacing w:before="0" w:after="0" w:line="276" w:lineRule="auto"/>
             </w:pPr>
             <w:r>
               <w:rPr>
@@ -732,18 +1145,18 @@
       <w:tr>
         <w:tc>
           <w:tcPr>
-            <w:tcW w:type="dxa" w:w="3312"/>
+            <w:tcW w:type="dxa" w:w="2304"/>
             <w:shd w:fill="F8FAFC"/>
             <w:tcMar>
-              <w:top w:w="80" w:type="dxa"/>
-              <w:bottom w:w="80" w:type="dxa"/>
-              <w:left w:w="150" w:type="dxa"/>
-              <w:right w:w="150" w:type="dxa"/>
+              <w:top w:w="100" w:type="dxa"/>
+              <w:bottom w:w="100" w:type="dxa"/>
+              <w:left w:w="140" w:type="dxa"/>
+              <w:right w:w="140" w:type="dxa"/>
             </w:tcMar>
           </w:tcPr>
           <w:p>
             <w:pPr>
-              <w:jc w:val="left"/>
+              <w:spacing w:before="0" w:after="0" w:line="276" w:lineRule="auto"/>
             </w:pPr>
             <w:r>
               <w:rPr>
@@ -751,24 +1164,24 @@
                 <w:color w:val="2D3748"/>
                 <w:sz w:val="18"/>
               </w:rPr>
-              <w:t>test_session_service.py</w:t>
+              <w:t>Task PMS &amp; Timesheet Flow</w:t>
             </w:r>
           </w:p>
         </w:tc>
         <w:tc>
           <w:tcPr>
-            <w:tcW w:type="dxa" w:w="3888"/>
+            <w:tcW w:type="dxa" w:w="4896"/>
             <w:shd w:fill="F8FAFC"/>
             <w:tcMar>
-              <w:top w:w="80" w:type="dxa"/>
-              <w:bottom w:w="80" w:type="dxa"/>
-              <w:left w:w="150" w:type="dxa"/>
-              <w:right w:w="150" w:type="dxa"/>
+              <w:top w:w="100" w:type="dxa"/>
+              <w:bottom w:w="100" w:type="dxa"/>
+              <w:left w:w="140" w:type="dxa"/>
+              <w:right w:w="140" w:type="dxa"/>
             </w:tcMar>
           </w:tcPr>
           <w:p>
             <w:pPr>
-              <w:jc w:val="left"/>
+              <w:spacing w:before="0" w:after="0" w:line="276" w:lineRule="auto"/>
             </w:pPr>
             <w:r>
               <w:rPr>
@@ -776,7 +1189,32 @@
                 <w:color w:val="2D3748"/>
                 <w:sz w:val="18"/>
               </w:rPr>
-              <w:t>User authentication session store, session encryption, logout cache purging</w:t>
+              <w:t>tests/test_task_service_and_table.py, test_task_pms_data_flow.py: Assigned KRA retrieval, completion %, hours calculation, draft saving, timesheet submission, Additional Tasks.</w:t>
+            </w:r>
+          </w:p>
+        </w:tc>
+        <w:tc>
+          <w:tcPr>
+            <w:tcW w:type="dxa" w:w="1008"/>
+            <w:shd w:fill="F8FAFC"/>
+            <w:tcMar>
+              <w:top w:w="100" w:type="dxa"/>
+              <w:bottom w:w="100" w:type="dxa"/>
+              <w:left w:w="140" w:type="dxa"/>
+              <w:right w:w="140" w:type="dxa"/>
+            </w:tcMar>
+          </w:tcPr>
+          <w:p>
+            <w:pPr>
+              <w:spacing w:before="0" w:after="0" w:line="276" w:lineRule="auto"/>
+            </w:pPr>
+            <w:r>
+              <w:rPr>
+                <w:rFonts w:ascii="Arial" w:hAnsi="Arial"/>
+                <w:color w:val="2D3748"/>
+                <w:sz w:val="18"/>
+              </w:rPr>
+              <w:t>35</w:t>
             </w:r>
           </w:p>
         </w:tc>
@@ -785,15 +1223,15 @@
             <w:tcW w:type="dxa" w:w="1152"/>
             <w:shd w:fill="F8FAFC"/>
             <w:tcMar>
-              <w:top w:w="80" w:type="dxa"/>
-              <w:bottom w:w="80" w:type="dxa"/>
-              <w:left w:w="150" w:type="dxa"/>
-              <w:right w:w="150" w:type="dxa"/>
+              <w:top w:w="100" w:type="dxa"/>
+              <w:bottom w:w="100" w:type="dxa"/>
+              <w:left w:w="140" w:type="dxa"/>
+              <w:right w:w="140" w:type="dxa"/>
             </w:tcMar>
           </w:tcPr>
           <w:p>
             <w:pPr>
-              <w:jc w:val="left"/>
+              <w:spacing w:before="0" w:after="0" w:line="276" w:lineRule="auto"/>
             </w:pPr>
             <w:r>
               <w:rPr>
@@ -801,24 +1239,26 @@
                 <w:color w:val="2D3748"/>
                 <w:sz w:val="18"/>
               </w:rPr>
-              <w:t>14</w:t>
+              <w:t>35 PASS (100%)</w:t>
             </w:r>
           </w:p>
         </w:tc>
+      </w:tr>
+      <w:tr>
         <w:tc>
           <w:tcPr>
-            <w:tcW w:type="dxa" w:w="1728"/>
-            <w:shd w:fill="F8FAFC"/>
+            <w:tcW w:type="dxa" w:w="2304"/>
+            <w:shd w:fill="FFFFFF"/>
             <w:tcMar>
-              <w:top w:w="80" w:type="dxa"/>
-              <w:bottom w:w="80" w:type="dxa"/>
-              <w:left w:w="150" w:type="dxa"/>
-              <w:right w:w="150" w:type="dxa"/>
+              <w:top w:w="100" w:type="dxa"/>
+              <w:bottom w:w="100" w:type="dxa"/>
+              <w:left w:w="140" w:type="dxa"/>
+              <w:right w:w="140" w:type="dxa"/>
             </w:tcMar>
           </w:tcPr>
           <w:p>
             <w:pPr>
-              <w:jc w:val="left"/>
+              <w:spacing w:before="0" w:after="0" w:line="276" w:lineRule="auto"/>
             </w:pPr>
             <w:r>
               <w:rPr>
@@ -826,26 +1266,24 @@
                 <w:color w:val="2D3748"/>
                 <w:sz w:val="18"/>
               </w:rPr>
-              <w:t>14 PASS (100%)</w:t>
+              <w:t>Uninstallation Lifecycle</w:t>
             </w:r>
           </w:p>
         </w:tc>
-      </w:tr>
-      <w:tr>
         <w:tc>
           <w:tcPr>
-            <w:tcW w:type="dxa" w:w="3312"/>
+            <w:tcW w:type="dxa" w:w="4896"/>
             <w:shd w:fill="FFFFFF"/>
             <w:tcMar>
-              <w:top w:w="80" w:type="dxa"/>
-              <w:bottom w:w="80" w:type="dxa"/>
-              <w:left w:w="150" w:type="dxa"/>
-              <w:right w:w="150" w:type="dxa"/>
+              <w:top w:w="100" w:type="dxa"/>
+              <w:bottom w:w="100" w:type="dxa"/>
+              <w:left w:w="140" w:type="dxa"/>
+              <w:right w:w="140" w:type="dxa"/>
             </w:tcMar>
           </w:tcPr>
           <w:p>
             <w:pPr>
-              <w:jc w:val="left"/>
+              <w:spacing w:before="0" w:after="0" w:line="276" w:lineRule="auto"/>
             </w:pPr>
             <w:r>
               <w:rPr>
@@ -853,24 +1291,24 @@
                 <w:color w:val="2D3748"/>
                 <w:sz w:val="18"/>
               </w:rPr>
-              <w:t>test_secure_session.py</w:t>
+              <w:t>tests/test_uninstall_detection.py: Isolated Inno Setup uninstaller hook, offline scheduled task delivery, suppression of false alerts on app crash/restart.</w:t>
             </w:r>
           </w:p>
         </w:tc>
         <w:tc>
           <w:tcPr>
-            <w:tcW w:type="dxa" w:w="3888"/>
+            <w:tcW w:type="dxa" w:w="1008"/>
             <w:shd w:fill="FFFFFF"/>
             <w:tcMar>
-              <w:top w:w="80" w:type="dxa"/>
-              <w:bottom w:w="80" w:type="dxa"/>
-              <w:left w:w="150" w:type="dxa"/>
-              <w:right w:w="150" w:type="dxa"/>
+              <w:top w:w="100" w:type="dxa"/>
+              <w:bottom w:w="100" w:type="dxa"/>
+              <w:left w:w="140" w:type="dxa"/>
+              <w:right w:w="140" w:type="dxa"/>
             </w:tcMar>
           </w:tcPr>
           <w:p>
             <w:pPr>
-              <w:jc w:val="left"/>
+              <w:spacing w:before="0" w:after="0" w:line="276" w:lineRule="auto"/>
             </w:pPr>
             <w:r>
               <w:rPr>
@@ -878,7 +1316,7 @@
                 <w:color w:val="2D3748"/>
                 <w:sz w:val="18"/>
               </w:rPr>
-              <w:t>DPAPI session storage, multi-user isolation, credential validation</w:t>
+              <w:t>7</w:t>
             </w:r>
           </w:p>
         </w:tc>
@@ -887,15 +1325,15 @@
             <w:tcW w:type="dxa" w:w="1152"/>
             <w:shd w:fill="FFFFFF"/>
             <w:tcMar>
-              <w:top w:w="80" w:type="dxa"/>
-              <w:bottom w:w="80" w:type="dxa"/>
-              <w:left w:w="150" w:type="dxa"/>
-              <w:right w:w="150" w:type="dxa"/>
+              <w:top w:w="100" w:type="dxa"/>
+              <w:bottom w:w="100" w:type="dxa"/>
+              <w:left w:w="140" w:type="dxa"/>
+              <w:right w:w="140" w:type="dxa"/>
             </w:tcMar>
           </w:tcPr>
           <w:p>
             <w:pPr>
-              <w:jc w:val="left"/>
+              <w:spacing w:before="0" w:after="0" w:line="276" w:lineRule="auto"/>
             </w:pPr>
             <w:r>
               <w:rPr>
@@ -903,24 +1341,26 @@
                 <w:color w:val="2D3748"/>
                 <w:sz w:val="18"/>
               </w:rPr>
-              <w:t>11</w:t>
+              <w:t>7 PASS (100%)</w:t>
             </w:r>
           </w:p>
         </w:tc>
+      </w:tr>
+      <w:tr>
         <w:tc>
           <w:tcPr>
-            <w:tcW w:type="dxa" w:w="1728"/>
-            <w:shd w:fill="FFFFFF"/>
+            <w:tcW w:type="dxa" w:w="2304"/>
+            <w:shd w:fill="F8FAFC"/>
             <w:tcMar>
-              <w:top w:w="80" w:type="dxa"/>
-              <w:bottom w:w="80" w:type="dxa"/>
-              <w:left w:w="150" w:type="dxa"/>
-              <w:right w:w="150" w:type="dxa"/>
+              <w:top w:w="100" w:type="dxa"/>
+              <w:bottom w:w="100" w:type="dxa"/>
+              <w:left w:w="140" w:type="dxa"/>
+              <w:right w:w="140" w:type="dxa"/>
             </w:tcMar>
           </w:tcPr>
           <w:p>
             <w:pPr>
-              <w:jc w:val="left"/>
+              <w:spacing w:before="0" w:after="0" w:line="276" w:lineRule="auto"/>
             </w:pPr>
             <w:r>
               <w:rPr>
@@ -928,26 +1368,24 @@
                 <w:color w:val="2D3748"/>
                 <w:sz w:val="18"/>
               </w:rPr>
-              <w:t>11 PASS (100%)</w:t>
+              <w:t>Network &amp; Health Telemetry</w:t>
             </w:r>
           </w:p>
         </w:tc>
-      </w:tr>
-      <w:tr>
         <w:tc>
           <w:tcPr>
-            <w:tcW w:type="dxa" w:w="3312"/>
+            <w:tcW w:type="dxa" w:w="4896"/>
             <w:shd w:fill="F8FAFC"/>
             <w:tcMar>
-              <w:top w:w="80" w:type="dxa"/>
-              <w:bottom w:w="80" w:type="dxa"/>
-              <w:left w:w="150" w:type="dxa"/>
-              <w:right w:w="150" w:type="dxa"/>
+              <w:top w:w="100" w:type="dxa"/>
+              <w:bottom w:w="100" w:type="dxa"/>
+              <w:left w:w="140" w:type="dxa"/>
+              <w:right w:w="140" w:type="dxa"/>
             </w:tcMar>
           </w:tcPr>
           <w:p>
             <w:pPr>
-              <w:jc w:val="left"/>
+              <w:spacing w:before="0" w:after="0" w:line="276" w:lineRule="auto"/>
             </w:pPr>
             <w:r>
               <w:rPr>
@@ -955,24 +1393,24 @@
                 <w:color w:val="2D3748"/>
                 <w:sz w:val="18"/>
               </w:rPr>
-              <w:t>test_device_registry_service.py</w:t>
+              <w:t>tests/test_network_monitor.py, test_system_health.py: Real-time network reachability detection, 60s CPU/RAM/Disk/Battery health telemetry collection.</w:t>
             </w:r>
           </w:p>
         </w:tc>
         <w:tc>
           <w:tcPr>
-            <w:tcW w:type="dxa" w:w="3888"/>
+            <w:tcW w:type="dxa" w:w="1008"/>
             <w:shd w:fill="F8FAFC"/>
             <w:tcMar>
-              <w:top w:w="80" w:type="dxa"/>
-              <w:bottom w:w="80" w:type="dxa"/>
-              <w:left w:w="150" w:type="dxa"/>
-              <w:right w:w="150" w:type="dxa"/>
+              <w:top w:w="100" w:type="dxa"/>
+              <w:bottom w:w="100" w:type="dxa"/>
+              <w:left w:w="140" w:type="dxa"/>
+              <w:right w:w="140" w:type="dxa"/>
             </w:tcMar>
           </w:tcPr>
           <w:p>
             <w:pPr>
-              <w:jc w:val="left"/>
+              <w:spacing w:before="0" w:after="0" w:line="276" w:lineRule="auto"/>
             </w:pPr>
             <w:r>
               <w:rPr>
@@ -980,7 +1418,7 @@
                 <w:color w:val="2D3748"/>
                 <w:sz w:val="18"/>
               </w:rPr>
-              <w:t>Enrolled device registry, heartbeat telemetry, update status calculation</w:t>
+              <w:t>18</w:t>
             </w:r>
           </w:p>
         </w:tc>
@@ -989,15 +1427,15 @@
             <w:tcW w:type="dxa" w:w="1152"/>
             <w:shd w:fill="F8FAFC"/>
             <w:tcMar>
-              <w:top w:w="80" w:type="dxa"/>
-              <w:bottom w:w="80" w:type="dxa"/>
-              <w:left w:w="150" w:type="dxa"/>
-              <w:right w:w="150" w:type="dxa"/>
+              <w:top w:w="100" w:type="dxa"/>
+              <w:bottom w:w="100" w:type="dxa"/>
+              <w:left w:w="140" w:type="dxa"/>
+              <w:right w:w="140" w:type="dxa"/>
             </w:tcMar>
           </w:tcPr>
           <w:p>
             <w:pPr>
-              <w:jc w:val="left"/>
+              <w:spacing w:before="0" w:after="0" w:line="276" w:lineRule="auto"/>
             </w:pPr>
             <w:r>
               <w:rPr>
@@ -1005,24 +1443,26 @@
                 <w:color w:val="2D3748"/>
                 <w:sz w:val="18"/>
               </w:rPr>
-              <w:t>16</w:t>
+              <w:t>18 PASS (100%)</w:t>
             </w:r>
           </w:p>
         </w:tc>
+      </w:tr>
+      <w:tr>
         <w:tc>
           <w:tcPr>
-            <w:tcW w:type="dxa" w:w="1728"/>
-            <w:shd w:fill="F8FAFC"/>
+            <w:tcW w:type="dxa" w:w="2304"/>
+            <w:shd w:fill="FFFFFF"/>
             <w:tcMar>
-              <w:top w:w="80" w:type="dxa"/>
-              <w:bottom w:w="80" w:type="dxa"/>
-              <w:left w:w="150" w:type="dxa"/>
-              <w:right w:w="150" w:type="dxa"/>
+              <w:top w:w="100" w:type="dxa"/>
+              <w:bottom w:w="100" w:type="dxa"/>
+              <w:left w:w="140" w:type="dxa"/>
+              <w:right w:w="140" w:type="dxa"/>
             </w:tcMar>
           </w:tcPr>
           <w:p>
             <w:pPr>
-              <w:jc w:val="left"/>
+              <w:spacing w:before="0" w:after="0" w:line="276" w:lineRule="auto"/>
             </w:pPr>
             <w:r>
               <w:rPr>
@@ -1030,26 +1470,24 @@
                 <w:color w:val="2D3748"/>
                 <w:sz w:val="18"/>
               </w:rPr>
-              <w:t>16 PASS (100%)</w:t>
+              <w:t>Daily Time &amp; Rollover</w:t>
             </w:r>
           </w:p>
         </w:tc>
-      </w:tr>
-      <w:tr>
         <w:tc>
           <w:tcPr>
-            <w:tcW w:type="dxa" w:w="3312"/>
+            <w:tcW w:type="dxa" w:w="4896"/>
             <w:shd w:fill="FFFFFF"/>
             <w:tcMar>
-              <w:top w:w="80" w:type="dxa"/>
-              <w:bottom w:w="80" w:type="dxa"/>
-              <w:left w:w="150" w:type="dxa"/>
-              <w:right w:w="150" w:type="dxa"/>
+              <w:top w:w="100" w:type="dxa"/>
+              <w:bottom w:w="100" w:type="dxa"/>
+              <w:left w:w="140" w:type="dxa"/>
+              <w:right w:w="140" w:type="dxa"/>
             </w:tcMar>
           </w:tcPr>
           <w:p>
             <w:pPr>
-              <w:jc w:val="left"/>
+              <w:spacing w:before="0" w:after="0" w:line="276" w:lineRule="auto"/>
             </w:pPr>
             <w:r>
               <w:rPr>
@@ -1057,24 +1495,24 @@
                 <w:color w:val="2D3748"/>
                 <w:sz w:val="18"/>
               </w:rPr>
-              <w:t>test_activity_tracker.py &amp; others</w:t>
+              <w:t>tests/test_today_time_counter.py, test_tracking_persistence_restart.py: Continuous active accumulation, midnight auto-rollover to 00:00:00, stop/start persistence.</w:t>
             </w:r>
           </w:p>
         </w:tc>
         <w:tc>
           <w:tcPr>
-            <w:tcW w:type="dxa" w:w="3888"/>
+            <w:tcW w:type="dxa" w:w="1008"/>
             <w:shd w:fill="FFFFFF"/>
             <w:tcMar>
-              <w:top w:w="80" w:type="dxa"/>
-              <w:bottom w:w="80" w:type="dxa"/>
-              <w:left w:w="150" w:type="dxa"/>
-              <w:right w:w="150" w:type="dxa"/>
+              <w:top w:w="100" w:type="dxa"/>
+              <w:bottom w:w="100" w:type="dxa"/>
+              <w:left w:w="140" w:type="dxa"/>
+              <w:right w:w="140" w:type="dxa"/>
             </w:tcMar>
           </w:tcPr>
           <w:p>
             <w:pPr>
-              <w:jc w:val="left"/>
+              <w:spacing w:before="0" w:after="0" w:line="276" w:lineRule="auto"/>
             </w:pPr>
             <w:r>
               <w:rPr>
@@ -1082,7 +1520,7 @@
                 <w:color w:val="2D3748"/>
                 <w:sz w:val="18"/>
               </w:rPr>
-              <w:t>Activity polling worker, idle state machine, screenshot upload, health telemetry</w:t>
+              <w:t>21</w:t>
             </w:r>
           </w:p>
         </w:tc>
@@ -1091,15 +1529,15 @@
             <w:tcW w:type="dxa" w:w="1152"/>
             <w:shd w:fill="FFFFFF"/>
             <w:tcMar>
-              <w:top w:w="80" w:type="dxa"/>
-              <w:bottom w:w="80" w:type="dxa"/>
-              <w:left w:w="150" w:type="dxa"/>
-              <w:right w:w="150" w:type="dxa"/>
+              <w:top w:w="100" w:type="dxa"/>
+              <w:bottom w:w="100" w:type="dxa"/>
+              <w:left w:w="140" w:type="dxa"/>
+              <w:right w:w="140" w:type="dxa"/>
             </w:tcMar>
           </w:tcPr>
           <w:p>
             <w:pPr>
-              <w:jc w:val="left"/>
+              <w:spacing w:before="0" w:after="0" w:line="276" w:lineRule="auto"/>
             </w:pPr>
             <w:r>
               <w:rPr>
@@ -1107,24 +1545,26 @@
                 <w:color w:val="2D3748"/>
                 <w:sz w:val="18"/>
               </w:rPr>
-              <w:t>189</w:t>
+              <w:t>21 PASS (100%)</w:t>
             </w:r>
           </w:p>
         </w:tc>
+      </w:tr>
+      <w:tr>
         <w:tc>
           <w:tcPr>
-            <w:tcW w:type="dxa" w:w="1728"/>
-            <w:shd w:fill="FFFFFF"/>
+            <w:tcW w:type="dxa" w:w="2304"/>
+            <w:shd w:fill="F8FAFC"/>
             <w:tcMar>
-              <w:top w:w="80" w:type="dxa"/>
-              <w:bottom w:w="80" w:type="dxa"/>
-              <w:left w:w="150" w:type="dxa"/>
-              <w:right w:w="150" w:type="dxa"/>
+              <w:top w:w="100" w:type="dxa"/>
+              <w:bottom w:w="100" w:type="dxa"/>
+              <w:left w:w="140" w:type="dxa"/>
+              <w:right w:w="140" w:type="dxa"/>
             </w:tcMar>
           </w:tcPr>
           <w:p>
             <w:pPr>
-              <w:jc w:val="left"/>
+              <w:spacing w:before="0" w:after="0" w:line="276" w:lineRule="auto"/>
             </w:pPr>
             <w:r>
               <w:rPr>
@@ -1132,26 +1572,24 @@
                 <w:color w:val="2D3748"/>
                 <w:sz w:val="18"/>
               </w:rPr>
-              <w:t>189 PASS (100%)</w:t>
+              <w:t>Core Activity Tracker &amp; Services</w:t>
             </w:r>
           </w:p>
         </w:tc>
-      </w:tr>
-      <w:tr>
         <w:tc>
           <w:tcPr>
-            <w:tcW w:type="dxa" w:w="3312"/>
+            <w:tcW w:type="dxa" w:w="4896"/>
             <w:shd w:fill="F8FAFC"/>
             <w:tcMar>
-              <w:top w:w="80" w:type="dxa"/>
-              <w:bottom w:w="80" w:type="dxa"/>
-              <w:left w:w="150" w:type="dxa"/>
-              <w:right w:w="150" w:type="dxa"/>
+              <w:top w:w="100" w:type="dxa"/>
+              <w:bottom w:w="100" w:type="dxa"/>
+              <w:left w:w="140" w:type="dxa"/>
+              <w:right w:w="140" w:type="dxa"/>
             </w:tcMar>
           </w:tcPr>
           <w:p>
             <w:pPr>
-              <w:jc w:val="left"/>
+              <w:spacing w:before="0" w:after="0" w:line="276" w:lineRule="auto"/>
             </w:pPr>
             <w:r>
               <w:rPr>
@@ -1159,24 +1597,24 @@
                 <w:color w:val="2D3748"/>
                 <w:sz w:val="18"/>
               </w:rPr>
-              <w:t>TOTAL AUTOMATED SUITE</w:t>
+              <w:t>tests/test_activity_tracker.py, test_tracker_worker.py, test_sync_service.py, test_screenshot.py, database models, platform providers, and repository tests.</w:t>
             </w:r>
           </w:p>
         </w:tc>
         <w:tc>
           <w:tcPr>
-            <w:tcW w:type="dxa" w:w="3888"/>
+            <w:tcW w:type="dxa" w:w="1008"/>
             <w:shd w:fill="F8FAFC"/>
             <w:tcMar>
-              <w:top w:w="80" w:type="dxa"/>
-              <w:bottom w:w="80" w:type="dxa"/>
-              <w:left w:w="150" w:type="dxa"/>
-              <w:right w:w="150" w:type="dxa"/>
+              <w:top w:w="100" w:type="dxa"/>
+              <w:bottom w:w="100" w:type="dxa"/>
+              <w:left w:w="140" w:type="dxa"/>
+              <w:right w:w="140" w:type="dxa"/>
             </w:tcMar>
           </w:tcPr>
           <w:p>
             <w:pPr>
-              <w:jc w:val="left"/>
+              <w:spacing w:before="0" w:after="0" w:line="276" w:lineRule="auto"/>
             </w:pPr>
             <w:r>
               <w:rPr>
@@ -1184,7 +1622,7 @@
                 <w:color w:val="2D3748"/>
                 <w:sz w:val="18"/>
               </w:rPr>
-              <w:t>Complete End-to-End System Test Coverage</w:t>
+              <w:t>369</w:t>
             </w:r>
           </w:p>
         </w:tc>
@@ -1193,15 +1631,15 @@
             <w:tcW w:type="dxa" w:w="1152"/>
             <w:shd w:fill="F8FAFC"/>
             <w:tcMar>
-              <w:top w:w="80" w:type="dxa"/>
-              <w:bottom w:w="80" w:type="dxa"/>
-              <w:left w:w="150" w:type="dxa"/>
-              <w:right w:w="150" w:type="dxa"/>
+              <w:top w:w="100" w:type="dxa"/>
+              <w:bottom w:w="100" w:type="dxa"/>
+              <w:left w:w="140" w:type="dxa"/>
+              <w:right w:w="140" w:type="dxa"/>
             </w:tcMar>
           </w:tcPr>
           <w:p>
             <w:pPr>
-              <w:jc w:val="left"/>
+              <w:spacing w:before="0" w:after="0" w:line="276" w:lineRule="auto"/>
             </w:pPr>
             <w:r>
               <w:rPr>
@@ -1209,24 +1647,26 @@
                 <w:color w:val="2D3748"/>
                 <w:sz w:val="18"/>
               </w:rPr>
-              <w:t>295</w:t>
+              <w:t>369 PASS (100%)</w:t>
             </w:r>
           </w:p>
         </w:tc>
+      </w:tr>
+      <w:tr>
         <w:tc>
           <w:tcPr>
-            <w:tcW w:type="dxa" w:w="1728"/>
-            <w:shd w:fill="F8FAFC"/>
+            <w:tcW w:type="dxa" w:w="2304"/>
+            <w:shd w:fill="FFFFFF"/>
             <w:tcMar>
-              <w:top w:w="80" w:type="dxa"/>
-              <w:bottom w:w="80" w:type="dxa"/>
-              <w:left w:w="150" w:type="dxa"/>
-              <w:right w:w="150" w:type="dxa"/>
+              <w:top w:w="100" w:type="dxa"/>
+              <w:bottom w:w="100" w:type="dxa"/>
+              <w:left w:w="140" w:type="dxa"/>
+              <w:right w:w="140" w:type="dxa"/>
             </w:tcMar>
           </w:tcPr>
           <w:p>
             <w:pPr>
-              <w:jc w:val="left"/>
+              <w:spacing w:before="0" w:after="0" w:line="276" w:lineRule="auto"/>
             </w:pPr>
             <w:r>
               <w:rPr>
@@ -1234,7 +1674,82 @@
                 <w:color w:val="2D3748"/>
                 <w:sz w:val="18"/>
               </w:rPr>
-              <w:t>295 PASS (100%)</w:t>
+              <w:t>TOTAL AUTOMATED TEST SUITE</w:t>
+            </w:r>
+          </w:p>
+        </w:tc>
+        <w:tc>
+          <w:tcPr>
+            <w:tcW w:type="dxa" w:w="4896"/>
+            <w:shd w:fill="FFFFFF"/>
+            <w:tcMar>
+              <w:top w:w="100" w:type="dxa"/>
+              <w:bottom w:w="100" w:type="dxa"/>
+              <w:left w:w="140" w:type="dxa"/>
+              <w:right w:w="140" w:type="dxa"/>
+            </w:tcMar>
+          </w:tcPr>
+          <w:p>
+            <w:pPr>
+              <w:spacing w:before="0" w:after="0" w:line="276" w:lineRule="auto"/>
+            </w:pPr>
+            <w:r>
+              <w:rPr>
+                <w:rFonts w:ascii="Arial" w:hAnsi="Arial"/>
+                <w:color w:val="2D3748"/>
+                <w:sz w:val="18"/>
+              </w:rPr>
+              <w:t>Complete End-to-End System &amp; Cross-Platform Regression Coverage</w:t>
+            </w:r>
+          </w:p>
+        </w:tc>
+        <w:tc>
+          <w:tcPr>
+            <w:tcW w:type="dxa" w:w="1008"/>
+            <w:shd w:fill="FFFFFF"/>
+            <w:tcMar>
+              <w:top w:w="100" w:type="dxa"/>
+              <w:bottom w:w="100" w:type="dxa"/>
+              <w:left w:w="140" w:type="dxa"/>
+              <w:right w:w="140" w:type="dxa"/>
+            </w:tcMar>
+          </w:tcPr>
+          <w:p>
+            <w:pPr>
+              <w:spacing w:before="0" w:after="0" w:line="276" w:lineRule="auto"/>
+            </w:pPr>
+            <w:r>
+              <w:rPr>
+                <w:rFonts w:ascii="Arial" w:hAnsi="Arial"/>
+                <w:color w:val="2D3748"/>
+                <w:sz w:val="18"/>
+              </w:rPr>
+              <w:t>576</w:t>
+            </w:r>
+          </w:p>
+        </w:tc>
+        <w:tc>
+          <w:tcPr>
+            <w:tcW w:type="dxa" w:w="1152"/>
+            <w:shd w:fill="FFFFFF"/>
+            <w:tcMar>
+              <w:top w:w="100" w:type="dxa"/>
+              <w:bottom w:w="100" w:type="dxa"/>
+              <w:left w:w="140" w:type="dxa"/>
+              <w:right w:w="140" w:type="dxa"/>
+            </w:tcMar>
+          </w:tcPr>
+          <w:p>
+            <w:pPr>
+              <w:spacing w:before="0" w:after="0" w:line="276" w:lineRule="auto"/>
+            </w:pPr>
+            <w:r>
+              <w:rPr>
+                <w:rFonts w:ascii="Arial" w:hAnsi="Arial"/>
+                <w:color w:val="2D3748"/>
+                <w:sz w:val="18"/>
+              </w:rPr>
+              <w:t>576 PASS (100%)</w:t>
             </w:r>
           </w:p>
         </w:tc>
@@ -1242,109 +1757,177 @@
     </w:tbl>
     <w:p>
       <w:pPr>
-        <w:spacing w:after="160"/>
+        <w:spacing w:after="120"/>
       </w:pPr>
     </w:p>
     <w:p>
       <w:pPr>
-        <w:keepNext/>
-        <w:spacing w:before="280" w:after="120"/>
+        <w:spacing w:before="280" w:after="80"/>
       </w:pPr>
       <w:r>
         <w:rPr>
           <w:rFonts w:ascii="Arial" w:hAnsi="Arial"/>
           <w:b/>
           <w:color w:val="0F2942"/>
-          <w:sz w:val="28"/>
+          <w:sz w:val="24"/>
         </w:rPr>
         <w:t>3. Test Execution Procedures</w:t>
       </w:r>
     </w:p>
     <w:p>
       <w:pPr>
-        <w:spacing w:after="120" w:line="276" w:lineRule="auto"/>
+        <w:spacing w:before="0" w:after="120" w:line="276" w:lineRule="auto"/>
       </w:pPr>
       <w:r>
         <w:rPr>
           <w:rFonts w:ascii="Arial" w:hAnsi="Arial"/>
-          <w:color w:val="2D3748"/>
-          <w:sz w:val="20"/>
+          <w:color w:val="334155"/>
+          <w:sz w:val="19"/>
         </w:rPr>
-        <w:t>Execute the full test suite from the repository root using standard Python test runners:</w:t>
+        <w:t>Execute the full regression test suite or targeted domains from the repository root using standard Python test runners:</w:t>
       </w:r>
     </w:p>
     <w:p>
       <w:pPr>
         <w:pStyle w:val="ListBullet"/>
-        <w:spacing w:after="60" w:line="276" w:lineRule="auto"/>
+        <w:spacing w:before="0" w:after="80" w:line="276" w:lineRule="auto"/>
       </w:pPr>
       <w:r>
         <w:rPr>
           <w:rFonts w:ascii="Arial" w:hAnsi="Arial"/>
           <w:b/>
           <w:color w:val="2D3748"/>
-          <w:sz w:val="20"/>
+          <w:sz w:val="19"/>
         </w:rPr>
-        <w:t xml:space="preserve">Run Full Test Suite: </w:t>
+        <w:t xml:space="preserve">Run Full Automated Test Suite: </w:t>
       </w:r>
       <w:r>
         <w:rPr>
           <w:rFonts w:ascii="Arial" w:hAnsi="Arial"/>
-          <w:color w:val="2D3748"/>
-          <w:sz w:val="20"/>
+          <w:color w:val="334155"/>
+          <w:sz w:val="19"/>
         </w:rPr>
-        <w:t>python -m unittest discover tests</w:t>
+        <w:t>python -m pytest</w:t>
       </w:r>
     </w:p>
     <w:p>
       <w:pPr>
         <w:pStyle w:val="ListBullet"/>
-        <w:spacing w:after="60" w:line="276" w:lineRule="auto"/>
+        <w:spacing w:before="0" w:after="80" w:line="276" w:lineRule="auto"/>
       </w:pPr>
       <w:r>
         <w:rPr>
           <w:rFonts w:ascii="Arial" w:hAnsi="Arial"/>
           <w:b/>
           <w:color w:val="2D3748"/>
-          <w:sz w:val="20"/>
+          <w:sz w:val="19"/>
         </w:rPr>
-        <w:t xml:space="preserve">Run Version Check Suite: </w:t>
+        <w:t xml:space="preserve">Run Full Test Suite with Verbose Output: </w:t>
       </w:r>
       <w:r>
         <w:rPr>
           <w:rFonts w:ascii="Arial" w:hAnsi="Arial"/>
-          <w:color w:val="2D3748"/>
-          <w:sz w:val="20"/>
+          <w:color w:val="334155"/>
+          <w:sz w:val="19"/>
         </w:rPr>
-        <w:t>python -m unittest tests/test_auto_update_version_check.py</w:t>
+        <w:t>python -m pytest -v</w:t>
       </w:r>
     </w:p>
     <w:p>
       <w:pPr>
         <w:pStyle w:val="ListBullet"/>
-        <w:spacing w:after="60" w:line="276" w:lineRule="auto"/>
+        <w:spacing w:before="0" w:after="80" w:line="276" w:lineRule="auto"/>
       </w:pPr>
       <w:r>
         <w:rPr>
           <w:rFonts w:ascii="Arial" w:hAnsi="Arial"/>
           <w:b/>
           <w:color w:val="2D3748"/>
-          <w:sz w:val="20"/>
+          <w:sz w:val="19"/>
         </w:rPr>
-        <w:t xml:space="preserve">Pytest Execution: </w:t>
+        <w:t xml:space="preserve">Run Automated CI Test Runner: </w:t>
       </w:r>
       <w:r>
         <w:rPr>
           <w:rFonts w:ascii="Arial" w:hAnsi="Arial"/>
+          <w:color w:val="334155"/>
+          <w:sz w:val="19"/>
+        </w:rPr>
+        <w:t>python scripts/run_tests.py</w:t>
+      </w:r>
+    </w:p>
+    <w:p>
+      <w:pPr>
+        <w:pStyle w:val="ListBullet"/>
+        <w:spacing w:before="0" w:after="80" w:line="276" w:lineRule="auto"/>
+      </w:pPr>
+      <w:r>
+        <w:rPr>
+          <w:rFonts w:ascii="Arial" w:hAnsi="Arial"/>
+          <w:b/>
           <w:color w:val="2D3748"/>
-          <w:sz w:val="20"/>
+          <w:sz w:val="19"/>
         </w:rPr>
-        <w:t>pytest</w:t>
+        <w:t xml:space="preserve">Run macOS Startup &amp; Recovery Tests: </w:t>
+      </w:r>
+      <w:r>
+        <w:rPr>
+          <w:rFonts w:ascii="Arial" w:hAnsi="Arial"/>
+          <w:color w:val="334155"/>
+          <w:sz w:val="19"/>
+        </w:rPr>
+        <w:t>python -m pytest tests/test_macos_startup_and_recovery.py -v</w:t>
+      </w:r>
+    </w:p>
+    <w:p>
+      <w:pPr>
+        <w:pStyle w:val="ListBullet"/>
+        <w:spacing w:before="0" w:after="80" w:line="276" w:lineRule="auto"/>
+      </w:pPr>
+      <w:r>
+        <w:rPr>
+          <w:rFonts w:ascii="Arial" w:hAnsi="Arial"/>
+          <w:b/>
+          <w:color w:val="2D3748"/>
+          <w:sz w:val="19"/>
+        </w:rPr>
+        <w:t xml:space="preserve">Run Windows Startup &amp; Recovery Tests: </w:t>
+      </w:r>
+      <w:r>
+        <w:rPr>
+          <w:rFonts w:ascii="Arial" w:hAnsi="Arial"/>
+          <w:color w:val="334155"/>
+          <w:sz w:val="19"/>
+        </w:rPr>
+        <w:t>python -m pytest tests/test_startup_registration.py tests/test_background_mode_and_sync_reliability.py -v</w:t>
+      </w:r>
+    </w:p>
+    <w:p>
+      <w:pPr>
+        <w:pStyle w:val="ListBullet"/>
+        <w:spacing w:before="0" w:after="80" w:line="276" w:lineRule="auto"/>
+      </w:pPr>
+      <w:r>
+        <w:rPr>
+          <w:rFonts w:ascii="Arial" w:hAnsi="Arial"/>
+          <w:b/>
+          <w:color w:val="2D3748"/>
+          <w:sz w:val="19"/>
+        </w:rPr>
+        <w:t xml:space="preserve">Run Session &amp; Authentication Tests: </w:t>
+      </w:r>
+      <w:r>
+        <w:rPr>
+          <w:rFonts w:ascii="Arial" w:hAnsi="Arial"/>
+          <w:color w:val="334155"/>
+          <w:sz w:val="19"/>
+        </w:rPr>
+        <w:t>python -m pytest tests/test_session_persistence.py tests/test_secure_session_persistence.py tests/test_fresh_install_and_window_filtering.py -v</w:t>
       </w:r>
     </w:p>
     <w:sectPr>
       <w:pgSz w:w="12240" w:h="15840"/>
-      <w:pgMar w:top="1152" w:right="1152" w:bottom="1152" w:left="1152" w:header="720" w:footer="720" w:gutter="0"/>
+      <w:pgMar w:top="1440" w:right="1800" w:bottom="1440" w:left="1800" w:header="720" w:footer="720" w:gutter="0"/>
       <w:cols w:space="720"/>
       <w:docGrid w:linePitch="360"/>
     </w:sectPr>
